--- a/32KP Konstrujuvannja program/3/KNT-122_Onyshchenko_Variant-19_PR3.docx
+++ b/32KP Konstrujuvannja program/3/KNT-122_Onyshchenko_Variant-19_PR3.docx
@@ -147,6 +147,11 @@
           <w:lang w:val="en-us"/>
         </w:rPr>
         <w:t>3</w:t>
+      </w:r>
+      <w:r>
+        <w:rPr>
+          <w:lang w:val="en-us"/>
+        </w:rPr>
       </w:r>
     </w:p>
     <w:p>
@@ -436,8 +441,103 @@
         <w:t>2</w:t>
       </w:r>
       <w:r>
-        <w:t>. Вивчити основні принципи роботи з Java.</w:t>
-      </w:r>
+        <w:t>. Виконати наступні завдання:</w:t>
+      </w:r>
+    </w:p>
+    <w:p>
+      <w:pPr>
+        <w:pStyle w:val="para10"/>
+      </w:pPr>
+      <w:r/>
+    </w:p>
+    <w:p>
+      <w:pPr>
+        <w:pStyle w:val="para10"/>
+        <w:rPr>
+          <w:i/>
+          <w:iCs/>
+        </w:rPr>
+      </w:pPr>
+      <w:r>
+        <w:rPr>
+          <w:i/>
+          <w:iCs/>
+        </w:rPr>
+        <w:t>Загальні завдання:</w:t>
+      </w:r>
+    </w:p>
+    <w:p>
+      <w:pPr>
+        <w:pStyle w:val="para10"/>
+        <w:rPr>
+          <w:i/>
+          <w:iCs/>
+        </w:rPr>
+      </w:pPr>
+      <w:r>
+        <w:rPr>
+          <w:i/>
+          <w:iCs/>
+        </w:rPr>
+      </w:r>
+    </w:p>
+    <w:p>
+      <w:pPr>
+        <w:pStyle w:val="para10"/>
+      </w:pPr>
+      <w:r>
+        <w:t>1. Реалізувати клас, що представляє геометричне тіло-циліндр. Необхідно реалізувати методи обчислення площі його поверхні й обсягу.</w:t>
+      </w:r>
+    </w:p>
+    <w:p>
+      <w:pPr>
+        <w:pStyle w:val="para10"/>
+      </w:pPr>
+      <w:r>
+        <w:t>2. Реалізувати клас, що представляє геометричне тіло-тетраедр. Необхідно реалізувати методи обчислення площі його поверхні та обсягу.</w:t>
+      </w:r>
+    </w:p>
+    <w:p>
+      <w:pPr>
+        <w:pStyle w:val="para10"/>
+      </w:pPr>
+      <w:r/>
+    </w:p>
+    <w:p>
+      <w:pPr>
+        <w:pStyle w:val="para10"/>
+        <w:rPr>
+          <w:i/>
+          <w:iCs/>
+        </w:rPr>
+      </w:pPr>
+      <w:r>
+        <w:rPr>
+          <w:i/>
+          <w:iCs/>
+        </w:rPr>
+        <w:t>Індивідуальне завдання:</w:t>
+      </w:r>
+    </w:p>
+    <w:p>
+      <w:pPr>
+        <w:pStyle w:val="para10"/>
+      </w:pPr>
+      <w:r/>
+    </w:p>
+    <w:p>
+      <w:pPr>
+        <w:pStyle w:val="para10"/>
+      </w:pPr>
+      <w:r>
+        <w:t>9. Реалізувати клас, що предсталвяє геометричну фігуру-трапецію. Необхідно реалізувати методи обчислення площі й радіуса вписаної окружності. Для визначення вершин використання координати декартової системи координат.</w:t>
+      </w:r>
+    </w:p>
+    <w:p>
+      <w:pPr>
+        <w:pStyle w:val="para10"/>
+      </w:pPr>
+      <w:r/>
     </w:p>
     <w:p>
       <w:pPr>
@@ -451,95 +551,8 @@
         <w:t>3</w:t>
       </w:r>
       <w:r>
-        <w:t>. Виконати наступні завдання:</w:t>
-      </w:r>
-    </w:p>
-    <w:p>
-      <w:pPr>
-        <w:pStyle w:val="para10"/>
-      </w:pPr>
-      <w:r/>
-    </w:p>
-    <w:p>
-      <w:pPr>
-        <w:pStyle w:val="para10"/>
-        <w:rPr>
-          <w:i/>
-          <w:iCs/>
-        </w:rPr>
-      </w:pPr>
-      <w:r>
-        <w:rPr>
-          <w:i/>
-          <w:iCs/>
-        </w:rPr>
-        <w:t>Загальні завдання:</w:t>
-      </w:r>
-    </w:p>
-    <w:p>
-      <w:pPr>
-        <w:pStyle w:val="para10"/>
-        <w:rPr>
-          <w:i/>
-          <w:iCs/>
-        </w:rPr>
-      </w:pPr>
-      <w:r>
-        <w:rPr>
-          <w:i/>
-          <w:iCs/>
-        </w:rPr>
-      </w:r>
-    </w:p>
-    <w:p>
-      <w:pPr>
-        <w:pStyle w:val="para10"/>
-      </w:pPr>
-      <w:r>
-        <w:t>1. Реалізувати клас, що представляє геометричне тіло-циліндр. Необхідно реалізувати методи обчислення площі його поверхні й обсягу.</w:t>
-      </w:r>
-    </w:p>
-    <w:p>
-      <w:pPr>
-        <w:pStyle w:val="para10"/>
-      </w:pPr>
-      <w:r>
-        <w:t>2. Реалізувати клас, що представляє геометричне тіло-тетраедр. Необхідно реалізувати методи обчислення площі його поверхні та обсягу.</w:t>
-      </w:r>
-    </w:p>
-    <w:p>
-      <w:pPr>
-        <w:pStyle w:val="para10"/>
-      </w:pPr>
-      <w:r/>
-    </w:p>
-    <w:p>
-      <w:pPr>
-        <w:pStyle w:val="para10"/>
-      </w:pPr>
-      <w:r>
-        <w:t>Індивідуальне завдання:</w:t>
-      </w:r>
-    </w:p>
-    <w:p>
-      <w:pPr>
-        <w:pStyle w:val="para10"/>
-      </w:pPr>
-      <w:r/>
-    </w:p>
-    <w:p>
-      <w:pPr>
-        <w:pStyle w:val="para10"/>
-      </w:pPr>
-      <w:r>
-        <w:t>9. Реалізувати клас, що предсталвяє геометричну фігуру-трапецію. Необхідно реалізувати методи обчислення площі й радіуса вписаної окружності. Для визначення вершин використання координати декартової системи координат.</w:t>
-      </w:r>
-    </w:p>
-    <w:p>
-      <w:pPr>
-        <w:pStyle w:val="para10"/>
-      </w:pPr>
-      <w:r/>
+        <w:t>. Оформити звіт з роботи.</w:t>
+      </w:r>
     </w:p>
     <w:p>
       <w:pPr>
@@ -553,52 +566,1455 @@
         <w:t>4</w:t>
       </w:r>
       <w:r>
-        <w:t>. Оформити звіт з роботи.</w:t>
-      </w:r>
-    </w:p>
-    <w:p>
-      <w:pPr>
-        <w:pStyle w:val="para10"/>
-      </w:pPr>
-      <w:r>
-        <w:rPr>
-          <w:b/>
-          <w:bCs/>
+        <w:t>. Відповісти на контрольні питання.</w:t>
+      </w:r>
+    </w:p>
+    <w:p>
+      <w:pPr>
+        <w:pStyle w:val="para10"/>
+        <w:ind w:firstLine="0"/>
+      </w:pPr>
+      <w:r/>
+    </w:p>
+    <w:p>
+      <w:pPr>
+        <w:pStyle w:val="para8"/>
+      </w:pPr>
+      <w:r>
+        <w:t>Виконання</w:t>
+      </w:r>
+    </w:p>
+    <w:p>
+      <w:pPr>
+        <w:pStyle w:val="para9"/>
+      </w:pPr>
+      <w:r>
+        <w:t>Клас циліндру</w:t>
+      </w:r>
+    </w:p>
+    <w:p>
+      <w:pPr>
+        <w:pStyle w:val="para10"/>
+      </w:pPr>
+      <w:r/>
+    </w:p>
+    <w:p>
+      <w:pPr>
+        <w:pStyle w:val="para18"/>
+      </w:pPr>
+      <w:r>
+        <w:rPr>
+          <w:color w:val="1f3763"/>
+        </w:rPr>
+        <w:t>public</w:t>
+      </w:r>
+      <w:r>
+        <w:t xml:space="preserve"> </w:t>
+      </w:r>
+      <w:r>
+        <w:rPr>
+          <w:color w:val="1f3763"/>
+        </w:rPr>
+        <w:t>class</w:t>
+      </w:r>
+      <w:r>
+        <w:t xml:space="preserve"> </w:t>
+      </w:r>
+      <w:r>
+        <w:rPr>
+          <w:color w:val="404040"/>
+        </w:rPr>
+        <w:t>Cylinder</w:t>
+      </w:r>
+      <w:r>
+        <w:t xml:space="preserve"> {</w:t>
+      </w:r>
+    </w:p>
+    <w:p>
+      <w:pPr>
+        <w:pStyle w:val="para18"/>
+      </w:pPr>
+      <w:r>
+        <w:t>  </w:t>
+      </w:r>
+      <w:r>
+        <w:rPr>
+          <w:color w:val="1f3763"/>
+        </w:rPr>
+        <w:t>private</w:t>
+      </w:r>
+      <w:r>
+        <w:t xml:space="preserve"> </w:t>
+      </w:r>
+      <w:r>
+        <w:rPr>
+          <w:color w:val="404040"/>
+        </w:rPr>
+        <w:t>int</w:t>
+      </w:r>
+      <w:r>
+        <w:t xml:space="preserve"> </w:t>
+      </w:r>
+      <w:r>
+        <w:rPr>
+          <w:color w:val="0563c1"/>
+        </w:rPr>
+        <w:t>radius</w:t>
+      </w:r>
+      <w:r>
+        <w:t>;</w:t>
+      </w:r>
+    </w:p>
+    <w:p>
+      <w:pPr>
+        <w:pStyle w:val="para18"/>
+      </w:pPr>
+      <w:r>
+        <w:t>  </w:t>
+      </w:r>
+      <w:r>
+        <w:rPr>
+          <w:color w:val="1f3763"/>
+        </w:rPr>
+        <w:t>private</w:t>
+      </w:r>
+      <w:r>
+        <w:t xml:space="preserve"> </w:t>
+      </w:r>
+      <w:r>
+        <w:rPr>
+          <w:color w:val="404040"/>
+        </w:rPr>
+        <w:t>int</w:t>
+      </w:r>
+      <w:r>
+        <w:t xml:space="preserve"> </w:t>
+      </w:r>
+      <w:r>
+        <w:rPr>
+          <w:color w:val="0563c1"/>
+        </w:rPr>
+        <w:t>height</w:t>
+      </w:r>
+      <w:r>
+        <w:t>;</w:t>
+      </w:r>
+    </w:p>
+    <w:p>
+      <w:pPr>
+        <w:pStyle w:val="para18"/>
+      </w:pPr>
+      <w:r>
+        <w:br w:type="textWrapping"/>
+      </w:r>
+    </w:p>
+    <w:p>
+      <w:pPr>
+        <w:pStyle w:val="para18"/>
+      </w:pPr>
+      <w:r>
+        <w:t>  </w:t>
+      </w:r>
+      <w:r>
+        <w:rPr>
+          <w:color w:val="1f3763"/>
+        </w:rPr>
+        <w:t>public</w:t>
+      </w:r>
+      <w:r>
+        <w:t xml:space="preserve"> </w:t>
+      </w:r>
+      <w:r>
+        <w:rPr>
+          <w:color w:val="605e5c"/>
+        </w:rPr>
+        <w:t>Cylinder</w:t>
+      </w:r>
+      <w:r>
+        <w:t>(</w:t>
+      </w:r>
+      <w:r>
+        <w:rPr>
+          <w:color w:val="404040"/>
+        </w:rPr>
+        <w:t>int</w:t>
+      </w:r>
+      <w:r>
+        <w:t xml:space="preserve"> </w:t>
+      </w:r>
+      <w:r>
+        <w:rPr>
+          <w:color w:val="0563c1"/>
+        </w:rPr>
+        <w:t>var1</w:t>
+      </w:r>
+      <w:r>
+        <w:t xml:space="preserve">, </w:t>
+      </w:r>
+      <w:r>
+        <w:rPr>
+          <w:color w:val="404040"/>
+        </w:rPr>
+        <w:t>int</w:t>
+      </w:r>
+      <w:r>
+        <w:t xml:space="preserve"> </w:t>
+      </w:r>
+      <w:r>
+        <w:rPr>
+          <w:color w:val="0563c1"/>
+        </w:rPr>
+        <w:t>var2</w:t>
+      </w:r>
+      <w:r>
+        <w:t>) {</w:t>
+      </w:r>
+    </w:p>
+    <w:p>
+      <w:pPr>
+        <w:pStyle w:val="para18"/>
+      </w:pPr>
+      <w:r>
+        <w:t>   </w:t>
+      </w:r>
+      <w:r>
+        <w:rPr>
+          <w:color w:val="1f3763"/>
+        </w:rPr>
+        <w:t>this</w:t>
+      </w:r>
+      <w:r>
+        <w:t>.</w:t>
+      </w:r>
+      <w:r>
+        <w:rPr>
+          <w:color w:val="0563c1"/>
+        </w:rPr>
+        <w:t>radius</w:t>
+      </w:r>
+      <w:r>
+        <w:t xml:space="preserve"> </w:t>
+      </w:r>
+      <w:r>
+        <w:rPr>
+          <w:color w:val="000000"/>
+        </w:rPr>
+        <w:t>=</w:t>
+      </w:r>
+      <w:r>
+        <w:t xml:space="preserve"> var1;</w:t>
+      </w:r>
+    </w:p>
+    <w:p>
+      <w:pPr>
+        <w:pStyle w:val="para18"/>
+      </w:pPr>
+      <w:r>
+        <w:t>   </w:t>
+      </w:r>
+      <w:r>
+        <w:rPr>
+          <w:color w:val="1f3763"/>
+        </w:rPr>
+        <w:t>this</w:t>
+      </w:r>
+      <w:r>
+        <w:t>.</w:t>
+      </w:r>
+      <w:r>
+        <w:rPr>
+          <w:color w:val="0563c1"/>
+        </w:rPr>
+        <w:t>height</w:t>
+      </w:r>
+      <w:r>
+        <w:t xml:space="preserve"> </w:t>
+      </w:r>
+      <w:r>
+        <w:rPr>
+          <w:color w:val="000000"/>
+        </w:rPr>
+        <w:t>=</w:t>
+      </w:r>
+      <w:r>
+        <w:t xml:space="preserve"> var2;</w:t>
+      </w:r>
+    </w:p>
+    <w:p>
+      <w:pPr>
+        <w:pStyle w:val="para18"/>
+      </w:pPr>
+      <w:r>
+        <w:t>  }</w:t>
+      </w:r>
+    </w:p>
+    <w:p>
+      <w:pPr>
+        <w:pStyle w:val="para18"/>
+      </w:pPr>
+      <w:r>
+        <w:br w:type="textWrapping"/>
+      </w:r>
+    </w:p>
+    <w:p>
+      <w:pPr>
+        <w:pStyle w:val="para18"/>
+      </w:pPr>
+      <w:r>
+        <w:t>  </w:t>
+      </w:r>
+      <w:r>
+        <w:rPr>
+          <w:color w:val="1f3763"/>
+        </w:rPr>
+        <w:t>public</w:t>
+      </w:r>
+      <w:r>
+        <w:t xml:space="preserve"> </w:t>
+      </w:r>
+      <w:r>
+        <w:rPr>
+          <w:color w:val="404040"/>
+        </w:rPr>
+        <w:t>double</w:t>
+      </w:r>
+      <w:r>
+        <w:t xml:space="preserve"> </w:t>
+      </w:r>
+      <w:r>
+        <w:rPr>
+          <w:color w:val="605e5c"/>
+        </w:rPr>
+        <w:t>area</w:t>
+      </w:r>
+      <w:r>
+        <w:t>() {</w:t>
+      </w:r>
+    </w:p>
+    <w:p>
+      <w:pPr>
+        <w:pStyle w:val="para18"/>
+      </w:pPr>
+      <w:r>
+        <w:t>   </w:t>
+      </w:r>
+      <w:r>
+        <w:rPr>
+          <w:color w:val="404040"/>
+        </w:rPr>
+        <w:t>double</w:t>
+      </w:r>
+      <w:r>
+        <w:t xml:space="preserve"> </w:t>
+      </w:r>
+      <w:r>
+        <w:rPr>
+          <w:color w:val="0563c1"/>
+        </w:rPr>
+        <w:t>var1</w:t>
+      </w:r>
+      <w:r>
+        <w:t xml:space="preserve"> </w:t>
+      </w:r>
+      <w:r>
+        <w:rPr>
+          <w:color w:val="000000"/>
+        </w:rPr>
+        <w:t>=</w:t>
+      </w:r>
+      <w:r>
+        <w:t xml:space="preserve"> </w:t>
+      </w:r>
+      <w:r>
+        <w:rPr>
+          <w:color w:val="e1dfdd"/>
+        </w:rPr>
+        <w:t>6.283185307179586D</w:t>
+      </w:r>
+      <w:r>
+        <w:t xml:space="preserve"> </w:t>
+      </w:r>
+      <w:r>
+        <w:rPr>
+          <w:color w:val="000000"/>
+        </w:rPr>
+        <w:t>*</w:t>
+      </w:r>
+      <w:r>
+        <w:t xml:space="preserve"> </w:t>
+      </w:r>
+      <w:r>
+        <w:rPr>
+          <w:color w:val="0563c1"/>
+        </w:rPr>
+        <w:t>Math</w:t>
+      </w:r>
+      <w:r>
+        <w:t>.</w:t>
+      </w:r>
+      <w:r>
+        <w:rPr>
+          <w:color w:val="605e5c"/>
+        </w:rPr>
+        <w:t>pow</w:t>
+      </w:r>
+      <w:r>
+        <w:t>((</w:t>
+      </w:r>
+      <w:r>
+        <w:rPr>
+          <w:color w:val="404040"/>
+        </w:rPr>
+        <w:t>double</w:t>
+      </w:r>
+      <w:r>
+        <w:t>)</w:t>
+      </w:r>
+      <w:r>
+        <w:rPr>
+          <w:color w:val="1f3763"/>
+        </w:rPr>
+        <w:t>this</w:t>
+      </w:r>
+      <w:r>
+        <w:t>.</w:t>
+      </w:r>
+      <w:r>
+        <w:rPr>
+          <w:color w:val="0563c1"/>
+        </w:rPr>
+        <w:t>radius</w:t>
+      </w:r>
+      <w:r>
+        <w:t xml:space="preserve">, </w:t>
+      </w:r>
+      <w:r>
+        <w:rPr>
+          <w:color w:val="e1dfdd"/>
+        </w:rPr>
+        <w:t>2.0D</w:t>
+      </w:r>
+      <w:r>
+        <w:t>);</w:t>
+      </w:r>
+    </w:p>
+    <w:p>
+      <w:pPr>
+        <w:pStyle w:val="para18"/>
+      </w:pPr>
+      <w:r>
+        <w:t>   </w:t>
+      </w:r>
+      <w:r>
+        <w:rPr>
+          <w:color w:val="404040"/>
+        </w:rPr>
+        <w:t>double</w:t>
+      </w:r>
+      <w:r>
+        <w:t xml:space="preserve"> </w:t>
+      </w:r>
+      <w:r>
+        <w:rPr>
+          <w:color w:val="0563c1"/>
+        </w:rPr>
+        <w:t>var3</w:t>
+      </w:r>
+      <w:r>
+        <w:t xml:space="preserve"> </w:t>
+      </w:r>
+      <w:r>
+        <w:rPr>
+          <w:color w:val="000000"/>
+        </w:rPr>
+        <w:t>=</w:t>
+      </w:r>
+      <w:r>
+        <w:t xml:space="preserve"> </w:t>
+      </w:r>
+      <w:r>
+        <w:rPr>
+          <w:color w:val="e1dfdd"/>
+        </w:rPr>
+        <w:t>6.283185307179586D</w:t>
+      </w:r>
+      <w:r>
+        <w:t xml:space="preserve"> </w:t>
+      </w:r>
+      <w:r>
+        <w:rPr>
+          <w:color w:val="000000"/>
+        </w:rPr>
+        <w:t>*</w:t>
+      </w:r>
+      <w:r>
+        <w:t xml:space="preserve"> (</w:t>
+      </w:r>
+      <w:r>
+        <w:rPr>
+          <w:color w:val="404040"/>
+        </w:rPr>
+        <w:t>double</w:t>
+      </w:r>
+      <w:r>
+        <w:t>)</w:t>
+      </w:r>
+      <w:r>
+        <w:rPr>
+          <w:color w:val="1f3763"/>
+        </w:rPr>
+        <w:t>this</w:t>
+      </w:r>
+      <w:r>
+        <w:t>.</w:t>
+      </w:r>
+      <w:r>
+        <w:rPr>
+          <w:color w:val="0563c1"/>
+        </w:rPr>
+        <w:t>radius</w:t>
+      </w:r>
+      <w:r>
+        <w:t xml:space="preserve"> </w:t>
+      </w:r>
+      <w:r>
+        <w:rPr>
+          <w:color w:val="000000"/>
+        </w:rPr>
+        <w:t>*</w:t>
+      </w:r>
+      <w:r>
+        <w:t xml:space="preserve"> (</w:t>
+      </w:r>
+      <w:r>
+        <w:rPr>
+          <w:color w:val="404040"/>
+        </w:rPr>
+        <w:t>double</w:t>
+      </w:r>
+      <w:r>
+        <w:t>)</w:t>
+      </w:r>
+      <w:r>
+        <w:rPr>
+          <w:color w:val="1f3763"/>
+        </w:rPr>
+        <w:t>this</w:t>
+      </w:r>
+      <w:r>
+        <w:t>.</w:t>
+      </w:r>
+      <w:r>
+        <w:rPr>
+          <w:color w:val="0563c1"/>
+        </w:rPr>
+        <w:t>height</w:t>
+      </w:r>
+      <w:r>
+        <w:t>;</w:t>
+      </w:r>
+    </w:p>
+    <w:p>
+      <w:pPr>
+        <w:pStyle w:val="para18"/>
+      </w:pPr>
+      <w:r>
+        <w:t>   </w:t>
+      </w:r>
+      <w:r>
+        <w:rPr>
+          <w:color w:val="b5200d"/>
+        </w:rPr>
+        <w:t>return</w:t>
+      </w:r>
+      <w:r>
+        <w:t xml:space="preserve"> var1 </w:t>
+      </w:r>
+      <w:r>
+        <w:rPr>
+          <w:color w:val="000000"/>
+        </w:rPr>
+        <w:t>+</w:t>
+      </w:r>
+      <w:r>
+        <w:t xml:space="preserve"> var3;</w:t>
+      </w:r>
+    </w:p>
+    <w:p>
+      <w:pPr>
+        <w:pStyle w:val="para18"/>
+      </w:pPr>
+      <w:r>
+        <w:t>  }</w:t>
+      </w:r>
+    </w:p>
+    <w:p>
+      <w:pPr>
+        <w:pStyle w:val="para18"/>
+      </w:pPr>
+      <w:r>
+        <w:br w:type="textWrapping"/>
+      </w:r>
+    </w:p>
+    <w:p>
+      <w:pPr>
+        <w:pStyle w:val="para18"/>
+      </w:pPr>
+      <w:r>
+        <w:t>  </w:t>
+      </w:r>
+      <w:r>
+        <w:rPr>
+          <w:color w:val="1f3763"/>
+        </w:rPr>
+        <w:t>public</w:t>
+      </w:r>
+      <w:r>
+        <w:t xml:space="preserve"> </w:t>
+      </w:r>
+      <w:r>
+        <w:rPr>
+          <w:color w:val="404040"/>
+        </w:rPr>
+        <w:t>double</w:t>
+      </w:r>
+      <w:r>
+        <w:t xml:space="preserve"> </w:t>
+      </w:r>
+      <w:r>
+        <w:rPr>
+          <w:color w:val="605e5c"/>
+        </w:rPr>
+        <w:t>volume</w:t>
+      </w:r>
+      <w:r>
+        <w:t>() {</w:t>
+      </w:r>
+    </w:p>
+    <w:p>
+      <w:pPr>
+        <w:pStyle w:val="para18"/>
+      </w:pPr>
+      <w:r>
+        <w:t>   </w:t>
+      </w:r>
+      <w:r>
+        <w:rPr>
+          <w:color w:val="b5200d"/>
+        </w:rPr>
+        <w:t>return</w:t>
+      </w:r>
+      <w:r>
+        <w:t xml:space="preserve"> </w:t>
+      </w:r>
+      <w:r>
+        <w:rPr>
+          <w:color w:val="e1dfdd"/>
+        </w:rPr>
+        <w:t>3.141592653589793D</w:t>
+      </w:r>
+      <w:r>
+        <w:t xml:space="preserve"> </w:t>
+      </w:r>
+      <w:r>
+        <w:rPr>
+          <w:color w:val="000000"/>
+        </w:rPr>
+        <w:t>*</w:t>
+      </w:r>
+      <w:r>
+        <w:t xml:space="preserve"> </w:t>
+      </w:r>
+      <w:r>
+        <w:rPr>
+          <w:color w:val="0563c1"/>
+        </w:rPr>
+        <w:t>Math</w:t>
+      </w:r>
+      <w:r>
+        <w:t>.</w:t>
+      </w:r>
+      <w:r>
+        <w:rPr>
+          <w:color w:val="605e5c"/>
+        </w:rPr>
+        <w:t>pow</w:t>
+      </w:r>
+      <w:r>
+        <w:t>((</w:t>
+      </w:r>
+      <w:r>
+        <w:rPr>
+          <w:color w:val="404040"/>
+        </w:rPr>
+        <w:t>double</w:t>
+      </w:r>
+      <w:r>
+        <w:t>)</w:t>
+      </w:r>
+      <w:r>
+        <w:rPr>
+          <w:color w:val="1f3763"/>
+        </w:rPr>
+        <w:t>this</w:t>
+      </w:r>
+      <w:r>
+        <w:t>.</w:t>
+      </w:r>
+      <w:r>
+        <w:rPr>
+          <w:color w:val="0563c1"/>
+        </w:rPr>
+        <w:t>radius</w:t>
+      </w:r>
+      <w:r>
+        <w:t xml:space="preserve">, </w:t>
+      </w:r>
+      <w:r>
+        <w:rPr>
+          <w:color w:val="e1dfdd"/>
+        </w:rPr>
+        <w:t>2.0D</w:t>
+      </w:r>
+      <w:r>
+        <w:t xml:space="preserve">) </w:t>
+      </w:r>
+      <w:r>
+        <w:rPr>
+          <w:color w:val="000000"/>
+        </w:rPr>
+        <w:t>*</w:t>
+      </w:r>
+      <w:r>
+        <w:t xml:space="preserve"> (</w:t>
+      </w:r>
+      <w:r>
+        <w:rPr>
+          <w:color w:val="404040"/>
+        </w:rPr>
+        <w:t>double</w:t>
+      </w:r>
+      <w:r>
+        <w:t>)</w:t>
+      </w:r>
+      <w:r>
+        <w:rPr>
+          <w:color w:val="1f3763"/>
+        </w:rPr>
+        <w:t>this</w:t>
+      </w:r>
+      <w:r>
+        <w:t>.</w:t>
+      </w:r>
+      <w:r>
+        <w:rPr>
+          <w:color w:val="0563c1"/>
+        </w:rPr>
+        <w:t>height</w:t>
+      </w:r>
+      <w:r>
+        <w:t>;</w:t>
+      </w:r>
+    </w:p>
+    <w:p>
+      <w:pPr>
+        <w:pStyle w:val="para18"/>
+      </w:pPr>
+      <w:r>
+        <w:t>  }</w:t>
+      </w:r>
+    </w:p>
+    <w:p>
+      <w:pPr>
+        <w:pStyle w:val="para18"/>
+      </w:pPr>
+      <w:r>
+        <w:t>}</w:t>
+      </w:r>
+    </w:p>
+    <w:p>
+      <w:pPr>
+        <w:spacing w:line="380" w:lineRule="atLeast"/>
+        <w:pBdr>
+          <w:top w:val="nil" w:sz="0" w:space="0" w:color="000000" tmln="20, 20, 20, 0, 0"/>
+          <w:left w:val="nil" w:sz="0" w:space="0" w:color="000000" tmln="20, 20, 20, 0, 0"/>
+          <w:bottom w:val="nil" w:sz="0" w:space="0" w:color="000000" tmln="20, 20, 20, 0, 0"/>
+          <w:right w:val="nil" w:sz="0" w:space="0" w:color="000000" tmln="20, 20, 20, 0, 0"/>
+          <w:between w:val="nil" w:sz="0" w:space="0" w:color="000000" tmln="20, 20, 20, 0, 0"/>
+        </w:pBdr>
+        <w:shd w:val="none"/>
+        <w:rPr>
+          <w:rFonts w:ascii="Consolas" w:hAnsi="Consolas"/>
+          <w:color w:val="2f5496"/>
+          <w:sz w:val="21"/>
+          <w:shd w:val="clear" w:fill="ffffff"/>
+        </w:rPr>
+      </w:pPr>
+      <w:r>
+        <w:rPr>
+          <w:rFonts w:ascii="Consolas" w:hAnsi="Consolas"/>
+          <w:color w:val="2f5496"/>
+          <w:sz w:val="21"/>
+          <w:shd w:val="clear" w:fill="ffffff"/>
+        </w:rPr>
+      </w:r>
+    </w:p>
+    <w:p>
+      <w:pPr>
+        <w:pStyle w:val="para10"/>
+      </w:pPr>
+      <w:r>
+        <w:t>Приклад використання:</w:t>
+      </w:r>
+    </w:p>
+    <w:p>
+      <w:pPr>
+        <w:pStyle w:val="para10"/>
+      </w:pPr>
+      <w:r/>
+    </w:p>
+    <w:p>
+      <w:pPr>
+        <w:pStyle w:val="para18"/>
+      </w:pPr>
+      <w:r>
+        <w:rPr>
+          <w:color w:val="1f3763"/>
+        </w:rPr>
+        <w:t>public</w:t>
+      </w:r>
+      <w:r>
+        <w:t xml:space="preserve"> </w:t>
+      </w:r>
+      <w:r>
+        <w:rPr>
+          <w:color w:val="1f3763"/>
+        </w:rPr>
+        <w:t>class</w:t>
+      </w:r>
+      <w:r>
+        <w:t xml:space="preserve"> </w:t>
+      </w:r>
+      <w:r>
+        <w:rPr>
+          <w:color w:val="404040"/>
+        </w:rPr>
+        <w:t>a</w:t>
+      </w:r>
+      <w:r>
+        <w:t xml:space="preserve"> {</w:t>
+      </w:r>
+    </w:p>
+    <w:p>
+      <w:pPr>
+        <w:pStyle w:val="para18"/>
+      </w:pPr>
+      <w:r>
+        <w:t> </w:t>
+      </w:r>
+      <w:r>
+        <w:rPr>
+          <w:color w:val="1f3763"/>
+        </w:rPr>
+        <w:t>public</w:t>
+      </w:r>
+      <w:r>
+        <w:t xml:space="preserve"> </w:t>
+      </w:r>
+      <w:r>
+        <w:rPr>
+          <w:color w:val="1f3763"/>
+        </w:rPr>
+        <w:t>static</w:t>
+      </w:r>
+      <w:r>
+        <w:t xml:space="preserve"> </w:t>
+      </w:r>
+      <w:r>
+        <w:rPr>
+          <w:color w:val="404040"/>
+        </w:rPr>
+        <w:t>void</w:t>
+      </w:r>
+      <w:r>
+        <w:t xml:space="preserve"> </w:t>
+      </w:r>
+      <w:r>
+        <w:rPr>
+          <w:color w:val="0563c1"/>
+        </w:rPr>
+        <w:t>main</w:t>
+      </w:r>
+      <w:r>
+        <w:t>(</w:t>
+      </w:r>
+      <w:r>
+        <w:rPr>
+          <w:color w:val="404040"/>
+        </w:rPr>
+        <w:t>String</w:t>
+      </w:r>
+      <w:r>
+        <w:t xml:space="preserve">[] </w:t>
+      </w:r>
+      <w:r>
+        <w:rPr>
+          <w:color w:val="605e5c"/>
+        </w:rPr>
+        <w:t>args</w:t>
+      </w:r>
+      <w:r>
+        <w:t>) {</w:t>
+      </w:r>
+    </w:p>
+    <w:p>
+      <w:pPr>
+        <w:pStyle w:val="para18"/>
+      </w:pPr>
+      <w:r>
+        <w:t>  </w:t>
+      </w:r>
+      <w:r>
+        <w:rPr>
+          <w:color w:val="404040"/>
+        </w:rPr>
+        <w:t>int</w:t>
+      </w:r>
+      <w:r>
+        <w:t xml:space="preserve"> </w:t>
+      </w:r>
+      <w:r>
+        <w:rPr>
+          <w:color w:val="605e5c"/>
+        </w:rPr>
+        <w:t>radius</w:t>
+      </w:r>
+      <w:r>
+        <w:t xml:space="preserve"> </w:t>
+      </w:r>
+      <w:r>
+        <w:rPr>
+          <w:color w:val="000000"/>
+        </w:rPr>
+        <w:t>=</w:t>
+      </w:r>
+      <w:r>
+        <w:t xml:space="preserve"> </w:t>
+      </w:r>
+      <w:r>
+        <w:rPr>
+          <w:color w:val="e1dfdd"/>
+        </w:rPr>
+        <w:t>3</w:t>
+      </w:r>
+      <w:r>
+        <w:t>;</w:t>
+      </w:r>
+    </w:p>
+    <w:p>
+      <w:pPr>
+        <w:pStyle w:val="para18"/>
+      </w:pPr>
+      <w:r>
+        <w:t>  </w:t>
+      </w:r>
+      <w:r>
+        <w:rPr>
+          <w:color w:val="404040"/>
+        </w:rPr>
+        <w:t>int</w:t>
+      </w:r>
+      <w:r>
+        <w:t xml:space="preserve"> </w:t>
+      </w:r>
+      <w:r>
+        <w:rPr>
+          <w:color w:val="605e5c"/>
+        </w:rPr>
+        <w:t>height</w:t>
+      </w:r>
+      <w:r>
+        <w:t xml:space="preserve"> </w:t>
+      </w:r>
+      <w:r>
+        <w:rPr>
+          <w:color w:val="000000"/>
+        </w:rPr>
+        <w:t>=</w:t>
+      </w:r>
+      <w:r>
+        <w:t xml:space="preserve"> </w:t>
+      </w:r>
+      <w:r>
+        <w:rPr>
+          <w:color w:val="e1dfdd"/>
         </w:rPr>
         <w:t>5</w:t>
       </w:r>
       <w:r>
-        <w:t>. Відповісти на контрольні питання.</w:t>
-      </w:r>
-    </w:p>
-    <w:p>
-      <w:pPr>
-        <w:pStyle w:val="para10"/>
+        <w:t>;</w:t>
+      </w:r>
+    </w:p>
+    <w:p>
+      <w:pPr>
+        <w:pStyle w:val="para18"/>
+      </w:pPr>
+      <w:r>
+        <w:t>  </w:t>
+      </w:r>
+      <w:r>
+        <w:rPr>
+          <w:color w:val="404040"/>
+        </w:rPr>
+        <w:t>Cylinder</w:t>
+      </w:r>
+      <w:r>
+        <w:t xml:space="preserve"> </w:t>
+      </w:r>
+      <w:r>
+        <w:rPr>
+          <w:color w:val="605e5c"/>
+        </w:rPr>
+        <w:t>cylinder</w:t>
+      </w:r>
+      <w:r>
+        <w:t xml:space="preserve"> </w:t>
+      </w:r>
+      <w:r>
+        <w:rPr>
+          <w:color w:val="000000"/>
+        </w:rPr>
+        <w:t>=</w:t>
+      </w:r>
+      <w:r>
+        <w:t xml:space="preserve"> </w:t>
+      </w:r>
+      <w:r>
+        <w:rPr>
+          <w:color w:val="b5200d"/>
+        </w:rPr>
+        <w:t>new</w:t>
+      </w:r>
+      <w:r>
+        <w:t xml:space="preserve"> </w:t>
+      </w:r>
+      <w:r>
+        <w:rPr>
+          <w:color w:val="0563c1"/>
+        </w:rPr>
+        <w:t>Cylinder</w:t>
+      </w:r>
+      <w:r>
+        <w:t>(radius, height);</w:t>
+      </w:r>
+    </w:p>
+    <w:p>
+      <w:pPr>
+        <w:pStyle w:val="para18"/>
+      </w:pPr>
+      <w:r>
+        <w:br w:type="textWrapping"/>
+      </w:r>
+    </w:p>
+    <w:p>
+      <w:pPr>
+        <w:pStyle w:val="para18"/>
+      </w:pPr>
+      <w:r>
+        <w:t>  </w:t>
+      </w:r>
+      <w:r>
+        <w:rPr>
+          <w:color w:val="404040"/>
+        </w:rPr>
+        <w:t>double</w:t>
+      </w:r>
+      <w:r>
+        <w:t xml:space="preserve"> </w:t>
+      </w:r>
+      <w:r>
+        <w:rPr>
+          <w:color w:val="605e5c"/>
+        </w:rPr>
+        <w:t>area</w:t>
+      </w:r>
+      <w:r>
+        <w:t xml:space="preserve"> </w:t>
+      </w:r>
+      <w:r>
+        <w:rPr>
+          <w:color w:val="000000"/>
+        </w:rPr>
+        <w:t>=</w:t>
+      </w:r>
+      <w:r>
+        <w:t xml:space="preserve"> </w:t>
+      </w:r>
+      <w:r>
+        <w:rPr>
+          <w:color w:val="605e5c"/>
+        </w:rPr>
+        <w:t>cylinder</w:t>
+      </w:r>
+      <w:r>
+        <w:t>.</w:t>
+      </w:r>
+      <w:r>
+        <w:rPr>
+          <w:color w:val="0563c1"/>
+        </w:rPr>
+        <w:t>area</w:t>
+      </w:r>
+      <w:r>
+        <w:t>();</w:t>
+      </w:r>
+    </w:p>
+    <w:p>
+      <w:pPr>
+        <w:pStyle w:val="para18"/>
+      </w:pPr>
+      <w:r>
+        <w:t>  </w:t>
+      </w:r>
+      <w:r>
+        <w:rPr>
+          <w:color w:val="404040"/>
+        </w:rPr>
+        <w:t>double</w:t>
+      </w:r>
+      <w:r>
+        <w:t xml:space="preserve"> </w:t>
+      </w:r>
+      <w:r>
+        <w:rPr>
+          <w:color w:val="605e5c"/>
+        </w:rPr>
+        <w:t>volume</w:t>
+      </w:r>
+      <w:r>
+        <w:t xml:space="preserve"> </w:t>
+      </w:r>
+      <w:r>
+        <w:rPr>
+          <w:color w:val="000000"/>
+        </w:rPr>
+        <w:t>=</w:t>
+      </w:r>
+      <w:r>
+        <w:t xml:space="preserve"> </w:t>
+      </w:r>
+      <w:r>
+        <w:rPr>
+          <w:color w:val="605e5c"/>
+        </w:rPr>
+        <w:t>cylinder</w:t>
+      </w:r>
+      <w:r>
+        <w:t>.</w:t>
+      </w:r>
+      <w:r>
+        <w:rPr>
+          <w:color w:val="0563c1"/>
+        </w:rPr>
+        <w:t>volume</w:t>
+      </w:r>
+      <w:r>
+        <w:t>();</w:t>
+      </w:r>
+    </w:p>
+    <w:p>
+      <w:pPr>
+        <w:pStyle w:val="para18"/>
+      </w:pPr>
+      <w:r>
+        <w:br w:type="textWrapping"/>
+      </w:r>
+    </w:p>
+    <w:p>
+      <w:pPr>
+        <w:pStyle w:val="para18"/>
+      </w:pPr>
+      <w:r>
+        <w:t>  </w:t>
+      </w:r>
+      <w:r>
+        <w:rPr>
+          <w:color w:val="605e5c"/>
+        </w:rPr>
+        <w:t>System</w:t>
+      </w:r>
+      <w:r>
+        <w:t>.</w:t>
+      </w:r>
+      <w:r>
+        <w:rPr>
+          <w:color w:val="605e5c"/>
+        </w:rPr>
+        <w:t>out</w:t>
+      </w:r>
+      <w:r>
+        <w:t>.</w:t>
+      </w:r>
+      <w:r>
+        <w:rPr>
+          <w:color w:val="0563c1"/>
+        </w:rPr>
+        <w:t>println</w:t>
+      </w:r>
+      <w:r>
+        <w:t>(</w:t>
+      </w:r>
+      <w:r>
+        <w:rPr>
+          <w:color w:val="1f3763"/>
+        </w:rPr>
+        <w:t>"Area: "</w:t>
+      </w:r>
+      <w:r>
+        <w:t xml:space="preserve"> </w:t>
+      </w:r>
+      <w:r>
+        <w:rPr>
+          <w:color w:val="000000"/>
+        </w:rPr>
+        <w:t>+</w:t>
+      </w:r>
+      <w:r>
+        <w:t xml:space="preserve"> area);</w:t>
+      </w:r>
+    </w:p>
+    <w:p>
+      <w:pPr>
+        <w:pStyle w:val="para18"/>
+      </w:pPr>
+      <w:r>
+        <w:t>  </w:t>
+      </w:r>
+      <w:r>
+        <w:rPr>
+          <w:color w:val="605e5c"/>
+        </w:rPr>
+        <w:t>System</w:t>
+      </w:r>
+      <w:r>
+        <w:t>.</w:t>
+      </w:r>
+      <w:r>
+        <w:rPr>
+          <w:color w:val="605e5c"/>
+        </w:rPr>
+        <w:t>out</w:t>
+      </w:r>
+      <w:r>
+        <w:t>.</w:t>
+      </w:r>
+      <w:r>
+        <w:rPr>
+          <w:color w:val="0563c1"/>
+        </w:rPr>
+        <w:t>println</w:t>
+      </w:r>
+      <w:r>
+        <w:t>(</w:t>
+      </w:r>
+      <w:r>
+        <w:rPr>
+          <w:color w:val="1f3763"/>
+        </w:rPr>
+        <w:t>"Volume: "</w:t>
+      </w:r>
+      <w:r>
+        <w:t xml:space="preserve"> </w:t>
+      </w:r>
+      <w:r>
+        <w:rPr>
+          <w:color w:val="000000"/>
+        </w:rPr>
+        <w:t>+</w:t>
+      </w:r>
+      <w:r>
+        <w:t xml:space="preserve"> volume);</w:t>
+      </w:r>
+    </w:p>
+    <w:p>
+      <w:pPr>
+        <w:pStyle w:val="para18"/>
+      </w:pPr>
+      <w:r>
+        <w:t> }</w:t>
+      </w:r>
+    </w:p>
+    <w:p>
+      <w:pPr>
+        <w:pStyle w:val="para18"/>
+      </w:pPr>
+      <w:r>
+        <w:t>}</w:t>
+      </w:r>
+    </w:p>
+    <w:p>
+      <w:pPr>
+        <w:pStyle w:val="para18"/>
       </w:pPr>
       <w:r/>
     </w:p>
     <w:p>
       <w:pPr>
+        <w:pStyle w:val="para14"/>
+      </w:pPr>
+      <w:r>
+        <w:rPr>
+          <w:noProof/>
+        </w:rPr>
+        <w:drawing>
+          <wp:inline distT="89535" distB="89535" distL="89535" distR="89535">
+            <wp:extent cx="1955800" cy="292100"/>
+            <wp:effectExtent l="0" t="0" r="0" b="0"/>
+            <wp:docPr id="1" name="Зображення1"/>
+            <wp:cNvGraphicFramePr>
+              <a:graphicFrameLocks xmlns:a="http://schemas.openxmlformats.org/drawingml/2006/main" noChangeAspect="1"/>
+            </wp:cNvGraphicFramePr>
+            <a:graphic xmlns:a="http://schemas.openxmlformats.org/drawingml/2006/main">
+              <a:graphicData uri="http://schemas.openxmlformats.org/drawingml/2006/picture">
+                <pic:pic xmlns:pic="http://schemas.openxmlformats.org/drawingml/2006/picture">
+                  <pic:nvPicPr>
+                    <pic:cNvPr id="1" name="Зображення1"/>
+                    <pic:cNvPicPr>
+                      <a:picLocks noChangeAspect="1"/>
+                      <a:extLst>
+                        <a:ext uri="sm">
+                          <sm:smNativeData xmlns:sm="sm" val="SMDATA_16_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"/>
+                        </a:ext>
+                      </a:extLst>
+                    </pic:cNvPicPr>
+                  </pic:nvPicPr>
+                  <pic:blipFill>
+                    <a:blip r:embed="rId8"/>
+                    <a:stretch>
+                      <a:fillRect/>
+                    </a:stretch>
+                  </pic:blipFill>
+                  <pic:spPr>
+                    <a:xfrm>
+                      <a:off x="0" y="0"/>
+                      <a:ext cx="1955800" cy="292100"/>
+                    </a:xfrm>
+                    <a:prstGeom prst="rect">
+                      <a:avLst/>
+                    </a:prstGeom>
+                    <a:noFill/>
+                    <a:ln w="12700">
+                      <a:noFill/>
+                    </a:ln>
+                  </pic:spPr>
+                </pic:pic>
+              </a:graphicData>
+            </a:graphic>
+          </wp:inline>
+        </w:drawing>
+      </w:r>
+      <w:r/>
+    </w:p>
+    <w:p>
+      <w:pPr>
+        <w:pStyle w:val="para14"/>
+      </w:pPr>
+      <w:r>
+        <w:t>Рисунок 1.1 - Результати прикладу</w:t>
+      </w:r>
+    </w:p>
+    <w:p>
+      <w:pPr>
+        <w:pStyle w:val="para14"/>
+      </w:pPr>
+      <w:r/>
+    </w:p>
+    <w:p>
+      <w:pPr>
+        <w:pStyle w:val="para9"/>
+      </w:pPr>
+      <w:r>
+        <w:t>Клас тетраедеру</w:t>
+      </w:r>
+    </w:p>
+    <w:p>
+      <w:pPr>
+        <w:pStyle w:val="para9"/>
+      </w:pPr>
+      <w:r>
+        <w:t>Клас трапеції</w:t>
+      </w:r>
+    </w:p>
+    <w:p>
+      <w:pPr>
+        <w:pStyle w:val="para10"/>
+      </w:pPr>
+      <w:r/>
+    </w:p>
+    <w:p>
+      <w:pPr>
+        <w:pStyle w:val="para10"/>
+      </w:pPr>
+      <w:r>
+        <w:t>Приклад вик</w:t>
+      </w:r>
+    </w:p>
+    <w:p>
+      <w:pPr>
         <w:pStyle w:val="para8"/>
       </w:pPr>
       <w:r>
-        <w:t>Теорія</w:t>
-      </w:r>
+        <w:t>Висновки</w:t>
+      </w:r>
+    </w:p>
+    <w:p>
+      <w:pPr>
+        <w:pStyle w:val="para10"/>
+      </w:pPr>
+      <w:r/>
+    </w:p>
+    <w:p>
+      <w:pPr>
+        <w:pStyle w:val="para10"/>
+        <w:rPr>
+          <w:lang w:val="en-us"/>
+        </w:rPr>
+      </w:pPr>
+      <w:r>
+        <w:t xml:space="preserve">Після виконання роботи, </w:t>
+      </w:r>
+      <w:r>
+        <w:rPr>
+          <w:lang w:val="en-us"/>
+        </w:rPr>
+        <w:t xml:space="preserve">було </w:t>
+      </w:r>
+      <w:r>
+        <w:rPr>
+          <w:lang w:val="en-us"/>
+        </w:rPr>
+      </w:r>
+    </w:p>
+    <w:p>
+      <w:pPr>
+        <w:pStyle w:val="para10"/>
+      </w:pPr>
+      <w:r/>
     </w:p>
     <w:p>
       <w:pPr>
         <w:pStyle w:val="para8"/>
       </w:pPr>
       <w:r>
-        <w:t>Виконання</w:t>
-      </w:r>
-    </w:p>
-    <w:p>
-      <w:pPr>
-        <w:pStyle w:val="para8"/>
-      </w:pPr>
-      <w:r>
-        <w:t>Висновки</w:t>
+        <w:t xml:space="preserve">Питання </w:t>
+      </w:r>
+    </w:p>
+    <w:p>
+      <w:pPr>
+        <w:pStyle w:val="para9"/>
+      </w:pPr>
+      <w:r>
+        <w:t>Модифікатори класів, їх суть</w:t>
       </w:r>
     </w:p>
     <w:p>
@@ -610,18 +2026,12 @@
     <w:p>
       <w:pPr>
         <w:pStyle w:val="para10"/>
-        <w:rPr>
-          <w:lang w:val="en-us"/>
-        </w:rPr>
-      </w:pPr>
-      <w:r>
-        <w:t xml:space="preserve">Після виконання роботи, </w:t>
-      </w:r>
-      <w:r>
-        <w:rPr>
-          <w:lang w:val="en-us"/>
-        </w:rPr>
-        <w:t xml:space="preserve">було </w:t>
+      </w:pPr>
+      <w:r>
+        <w:t>М</w:t>
+      </w:r>
+      <w:r>
+        <w:t>одифікатори класів:</w:t>
       </w:r>
     </w:p>
     <w:p>
@@ -632,50 +2042,330 @@
     </w:p>
     <w:p>
       <w:pPr>
-        <w:pStyle w:val="para8"/>
-      </w:pPr>
-      <w:r>
-        <w:t xml:space="preserve">Питання </w:t>
-      </w:r>
+        <w:pStyle w:val="para10"/>
+      </w:pPr>
+      <w:r>
+        <w:t>- Public: доступний для будь-якого іншого класу;</w:t>
+      </w:r>
+    </w:p>
+    <w:p>
+      <w:pPr>
+        <w:pStyle w:val="para10"/>
+      </w:pPr>
+      <w:r>
+        <w:t>- Default: доступний тільки для класів з того ж модулю. Встановлюється за замовчуванням.</w:t>
+      </w:r>
+    </w:p>
+    <w:p>
+      <w:pPr>
+        <w:pStyle w:val="para10"/>
+      </w:pPr>
+      <w:r/>
+    </w:p>
+    <w:p>
+      <w:pPr>
+        <w:pStyle w:val="para10"/>
+        <w:rPr>
+          <w:rFonts w:ascii="Calibri" w:hAnsi="Calibri" w:eastAsia="Calibri" w:cs="Calibri"/>
+          <w:sz w:val="22"/>
+          <w:szCs w:val="22"/>
+          <w:lang w:eastAsia="en-us"/>
+        </w:rPr>
+      </w:pPr>
+      <w:r>
+        <w:t xml:space="preserve">Джерело: </w:t>
+      </w:r>
+      <w:r>
+        <w:rPr>
+          <w:color w:val="0000ff"/>
+          <w:u w:color="auto" w:val="single"/>
+        </w:rPr>
+        <w:t>Java Modifiers</w:t>
+      </w:r>
+      <w:r>
+        <w:rPr>
+          <w:rFonts w:ascii="Calibri" w:hAnsi="Calibri" w:eastAsia="Calibri" w:cs="Calibri"/>
+          <w:sz w:val="22"/>
+          <w:szCs w:val="22"/>
+          <w:lang w:eastAsia="en-us"/>
+        </w:rPr>
+        <w:t>.</w:t>
+      </w:r>
+      <w:r>
+        <w:rPr>
+          <w:rFonts w:ascii="Calibri" w:hAnsi="Calibri" w:eastAsia="Calibri" w:cs="Calibri"/>
+          <w:sz w:val="22"/>
+          <w:szCs w:val="22"/>
+          <w:lang w:eastAsia="en-us"/>
+        </w:rPr>
+      </w:r>
+    </w:p>
+    <w:p>
+      <w:pPr>
+        <w:pStyle w:val="para10"/>
+      </w:pPr>
+      <w:r/>
     </w:p>
     <w:p>
       <w:pPr>
         <w:pStyle w:val="para9"/>
       </w:pPr>
       <w:r>
-        <w:t>Модифікатори класів, їх суть</w:t>
-      </w:r>
+        <w:t>Модифікатори методів, їх суть</w:t>
+      </w:r>
+    </w:p>
+    <w:p>
+      <w:pPr>
+        <w:pStyle w:val="para10"/>
+      </w:pPr>
+      <w:r/>
+    </w:p>
+    <w:p>
+      <w:pPr>
+        <w:pStyle w:val="para10"/>
+      </w:pPr>
+      <w:r>
+        <w:t>Для методів модифікатори:</w:t>
+      </w:r>
+    </w:p>
+    <w:p>
+      <w:pPr>
+        <w:pStyle w:val="para10"/>
+      </w:pPr>
+      <w:r/>
+    </w:p>
+    <w:p>
+      <w:pPr>
+        <w:pStyle w:val="para10"/>
+      </w:pPr>
+      <w:r>
+        <w:t>- Public: доступний для всіх класів;</w:t>
+      </w:r>
+    </w:p>
+    <w:p>
+      <w:pPr>
+        <w:pStyle w:val="para10"/>
+      </w:pPr>
+      <w:r>
+        <w:t>- Private: доступний лише для свого класу;</w:t>
+      </w:r>
+    </w:p>
+    <w:p>
+      <w:pPr>
+        <w:pStyle w:val="para10"/>
+      </w:pPr>
+      <w:r>
+        <w:t>- Default: доступний для класів свого модулю;</w:t>
+      </w:r>
+    </w:p>
+    <w:p>
+      <w:pPr>
+        <w:pStyle w:val="para10"/>
+      </w:pPr>
+      <w:r>
+        <w:t>- Protected: доступний для класів свого модулю та підкласів.</w:t>
+      </w:r>
+    </w:p>
+    <w:p>
+      <w:pPr>
+        <w:pStyle w:val="para10"/>
+      </w:pPr>
+      <w:r/>
+    </w:p>
+    <w:p>
+      <w:pPr>
+        <w:pStyle w:val="para10"/>
+        <w:rPr>
+          <w:rFonts w:ascii="Calibri" w:hAnsi="Calibri" w:eastAsia="Calibri" w:cs="Calibri"/>
+          <w:sz w:val="22"/>
+          <w:szCs w:val="22"/>
+          <w:lang w:eastAsia="en-us"/>
+        </w:rPr>
+      </w:pPr>
+      <w:r>
+        <w:t xml:space="preserve">Джерело: </w:t>
+      </w:r>
+      <w:r>
+        <w:rPr>
+          <w:color w:val="0000ff"/>
+          <w:u w:color="auto" w:val="single"/>
+        </w:rPr>
+        <w:t>Java Modifiers</w:t>
+      </w:r>
+      <w:r>
+        <w:rPr>
+          <w:rFonts w:ascii="Calibri" w:hAnsi="Calibri" w:eastAsia="Calibri" w:cs="Calibri"/>
+          <w:sz w:val="22"/>
+          <w:szCs w:val="22"/>
+          <w:lang w:eastAsia="en-us"/>
+        </w:rPr>
+        <w:t>.</w:t>
+      </w:r>
+    </w:p>
+    <w:p>
+      <w:pPr>
+        <w:pStyle w:val="para10"/>
+      </w:pPr>
+      <w:r/>
     </w:p>
     <w:p>
       <w:pPr>
         <w:pStyle w:val="para9"/>
       </w:pPr>
       <w:r>
-        <w:t>Модифікатори методів, їх суть</w:t>
-      </w:r>
+        <w:t>Абстрактний клас: що та нащо</w:t>
+      </w:r>
+    </w:p>
+    <w:p>
+      <w:pPr>
+        <w:pStyle w:val="para10"/>
+      </w:pPr>
+      <w:r/>
+    </w:p>
+    <w:p>
+      <w:pPr>
+        <w:pStyle w:val="para10"/>
+      </w:pPr>
+      <w:r>
+        <w:t>Клас оголошений зі словом abstract, призначений для створення інтерфейсів. Його можна лише використати, щоб створити підкласи.</w:t>
+      </w:r>
+    </w:p>
+    <w:p>
+      <w:pPr>
+        <w:pStyle w:val="para10"/>
+      </w:pPr>
+      <w:r>
+        <w:t>Абстрактний метод є порожнім і теж має бути перезаписаний у підкласі.</w:t>
+      </w:r>
+    </w:p>
+    <w:p>
+      <w:pPr>
+        <w:pStyle w:val="para10"/>
+      </w:pPr>
+      <w:r/>
+    </w:p>
+    <w:p>
+      <w:pPr>
+        <w:pStyle w:val="para10"/>
+        <w:rPr>
+          <w:rFonts w:ascii="Calibri" w:hAnsi="Calibri" w:eastAsia="Calibri" w:cs="Calibri"/>
+          <w:sz w:val="22"/>
+          <w:szCs w:val="22"/>
+          <w:lang w:eastAsia="en-us"/>
+        </w:rPr>
+      </w:pPr>
+      <w:r>
+        <w:t xml:space="preserve">Джерело: </w:t>
+      </w:r>
+      <w:r>
+        <w:rPr>
+          <w:color w:val="0000ff"/>
+          <w:u w:color="auto" w:val="single"/>
+        </w:rPr>
+        <w:t>Java Abstraction</w:t>
+      </w:r>
+      <w:r>
+        <w:rPr>
+          <w:rFonts w:ascii="Calibri" w:hAnsi="Calibri" w:eastAsia="Calibri" w:cs="Calibri"/>
+          <w:sz w:val="22"/>
+          <w:szCs w:val="22"/>
+          <w:lang w:eastAsia="en-us"/>
+        </w:rPr>
+        <w:t>.</w:t>
+      </w:r>
+    </w:p>
+    <w:p>
+      <w:pPr>
+        <w:pStyle w:val="para10"/>
+      </w:pPr>
+      <w:r/>
     </w:p>
     <w:p>
       <w:pPr>
         <w:pStyle w:val="para9"/>
       </w:pPr>
       <w:r>
-        <w:t>Абстрактний клас: що та нащо</w:t>
-      </w:r>
+        <w:t>Для чого клас Object в Java?</w:t>
+      </w:r>
+    </w:p>
+    <w:p>
+      <w:pPr>
+        <w:pStyle w:val="para10"/>
+      </w:pPr>
+      <w:r/>
+    </w:p>
+    <w:p>
+      <w:pPr>
+        <w:pStyle w:val="para10"/>
+      </w:pPr>
+      <w:r>
+        <w:t>Початок ієрархії класів у Java. Від нього наслідують всі класи прямо або непрямо. Клас Object має кілька методів: toString(), hashCode(), equals(), та інші.</w:t>
+      </w:r>
+    </w:p>
+    <w:p>
+      <w:pPr>
+        <w:pStyle w:val="para10"/>
+        <w:rPr>
+          <w:rFonts w:ascii="Calibri" w:hAnsi="Calibri" w:eastAsia="Calibri" w:cs="Calibri"/>
+          <w:sz w:val="22"/>
+          <w:szCs w:val="22"/>
+          <w:lang w:eastAsia="en-us"/>
+        </w:rPr>
+      </w:pPr>
+      <w:r>
+        <w:t xml:space="preserve">Джерело: </w:t>
+      </w:r>
+      <w:r>
+        <w:rPr>
+          <w:color w:val="0000ff"/>
+          <w:u w:color="auto" w:val="single"/>
+        </w:rPr>
+        <w:t>Object Class in Java | GeeksforGeeks</w:t>
+      </w:r>
+      <w:r>
+        <w:rPr>
+          <w:rFonts w:ascii="Calibri" w:hAnsi="Calibri" w:eastAsia="Calibri" w:cs="Calibri"/>
+          <w:sz w:val="22"/>
+          <w:szCs w:val="22"/>
+          <w:lang w:eastAsia="en-us"/>
+        </w:rPr>
+        <w:t>.</w:t>
+      </w:r>
+    </w:p>
+    <w:p>
+      <w:pPr>
+        <w:pStyle w:val="para10"/>
+      </w:pPr>
+      <w:r/>
     </w:p>
     <w:p>
       <w:pPr>
         <w:pStyle w:val="para9"/>
       </w:pPr>
       <w:r>
-        <w:t>Для чого клас Object в Java?</w:t>
-      </w:r>
-    </w:p>
-    <w:p>
-      <w:pPr>
-        <w:pStyle w:val="para9"/>
-      </w:pPr>
-      <w:r>
         <w:t>Особливості конструктора класу в Java</w:t>
+      </w:r>
+    </w:p>
+    <w:p>
+      <w:pPr>
+        <w:pStyle w:val="para10"/>
+      </w:pPr>
+      <w:r/>
+    </w:p>
+    <w:p>
+      <w:pPr>
+        <w:pStyle w:val="para10"/>
+      </w:pPr>
+      <w:r>
+        <w:t>Конструктор завжди є, навіть якщо не визначений. Запускається при створення об’єкту. Може приймати параметри. Не повертає жодних значень.</w:t>
+      </w:r>
+    </w:p>
+    <w:p>
+      <w:pPr>
+        <w:pStyle w:val="para10"/>
+      </w:pPr>
+      <w:r>
+        <w:t>Джерело: методичні вказівки.</w:t>
       </w:r>
     </w:p>
     <w:sectPr>
@@ -691,7 +2381,7 @@
         <w:numStart w:val="1"/>
         <w:numRestart w:val="continuous"/>
       </w:endnotePr>
-      <w:headerReference w:type="default" r:id="rId8"/>
+      <w:headerReference w:type="default" r:id="rId9"/>
       <w:type w:val="nextPage"/>
       <w:pgSz w:h="16838" w:w="11906"/>
       <w:pgMar w:left="1440" w:top="1440" w:right="1440" w:bottom="1440" w:header="708" w:footer="0"/>

--- a/32KP Konstrujuvannja program/3/KNT-122_Onyshchenko_Variant-19_PR3.docx
+++ b/32KP Konstrujuvannja program/3/KNT-122_Onyshchenko_Variant-19_PR3.docx
@@ -354,8 +354,14 @@
     <w:p>
       <w:pPr>
         <w:pStyle w:val="para8"/>
-      </w:pPr>
-      <w:r>
+        <w:rPr>
+          <w:color w:val="auto"/>
+        </w:rPr>
+      </w:pPr>
+      <w:r>
+        <w:rPr>
+          <w:color w:val="auto"/>
+        </w:rPr>
         <w:t xml:space="preserve">Мета </w:t>
       </w:r>
     </w:p>
@@ -395,8 +401,14 @@
     <w:p>
       <w:pPr>
         <w:pStyle w:val="para8"/>
-      </w:pPr>
-      <w:r>
+        <w:rPr>
+          <w:color w:val="auto"/>
+        </w:rPr>
+      </w:pPr>
+      <w:r>
+        <w:rPr>
+          <w:color w:val="auto"/>
+        </w:rPr>
         <w:t xml:space="preserve">Завдання </w:t>
       </w:r>
     </w:p>
@@ -579,16 +591,28 @@
     <w:p>
       <w:pPr>
         <w:pStyle w:val="para8"/>
-      </w:pPr>
-      <w:r>
+        <w:rPr>
+          <w:color w:val="auto"/>
+        </w:rPr>
+      </w:pPr>
+      <w:r>
+        <w:rPr>
+          <w:color w:val="auto"/>
+        </w:rPr>
         <w:t>Виконання</w:t>
       </w:r>
     </w:p>
     <w:p>
       <w:pPr>
         <w:pStyle w:val="para9"/>
-      </w:pPr>
-      <w:r>
+        <w:rPr>
+          <w:color w:val="auto"/>
+        </w:rPr>
+      </w:pPr>
+      <w:r>
+        <w:rPr>
+          <w:color w:val="auto"/>
+        </w:rPr>
         <w:t>Клас циліндру</w:t>
       </w:r>
     </w:p>
@@ -603,101 +627,23 @@
         <w:pStyle w:val="para18"/>
       </w:pPr>
       <w:r>
-        <w:rPr>
-          <w:color w:val="1f3763"/>
-        </w:rPr>
-        <w:t>public</w:t>
-      </w:r>
-      <w:r>
-        <w:t xml:space="preserve"> </w:t>
-      </w:r>
-      <w:r>
-        <w:rPr>
-          <w:color w:val="1f3763"/>
-        </w:rPr>
-        <w:t>class</w:t>
-      </w:r>
-      <w:r>
-        <w:t xml:space="preserve"> </w:t>
-      </w:r>
-      <w:r>
-        <w:rPr>
-          <w:color w:val="404040"/>
-        </w:rPr>
-        <w:t>Cylinder</w:t>
-      </w:r>
-      <w:r>
-        <w:t xml:space="preserve"> {</w:t>
-      </w:r>
-    </w:p>
-    <w:p>
-      <w:pPr>
-        <w:pStyle w:val="para18"/>
-      </w:pPr>
-      <w:r>
-        <w:t>  </w:t>
-      </w:r>
-      <w:r>
-        <w:rPr>
-          <w:color w:val="1f3763"/>
-        </w:rPr>
-        <w:t>private</w:t>
-      </w:r>
-      <w:r>
-        <w:t xml:space="preserve"> </w:t>
-      </w:r>
-      <w:r>
-        <w:rPr>
-          <w:color w:val="404040"/>
-        </w:rPr>
-        <w:t>int</w:t>
-      </w:r>
-      <w:r>
-        <w:t xml:space="preserve"> </w:t>
-      </w:r>
-      <w:r>
-        <w:rPr>
-          <w:color w:val="0563c1"/>
-        </w:rPr>
-        <w:t>radius</w:t>
-      </w:r>
-      <w:r>
-        <w:t>;</w:t>
-      </w:r>
-    </w:p>
-    <w:p>
-      <w:pPr>
-        <w:pStyle w:val="para18"/>
-      </w:pPr>
-      <w:r>
-        <w:t>  </w:t>
-      </w:r>
-      <w:r>
-        <w:rPr>
-          <w:color w:val="1f3763"/>
-        </w:rPr>
-        <w:t>private</w:t>
-      </w:r>
-      <w:r>
-        <w:t xml:space="preserve"> </w:t>
-      </w:r>
-      <w:r>
-        <w:rPr>
-          <w:color w:val="404040"/>
-        </w:rPr>
-        <w:t>int</w:t>
-      </w:r>
-      <w:r>
-        <w:t xml:space="preserve"> </w:t>
-      </w:r>
-      <w:r>
-        <w:rPr>
-          <w:color w:val="0563c1"/>
-        </w:rPr>
-        <w:t>height</w:t>
-      </w:r>
-      <w:r>
-        <w:t>;</w:t>
+        <w:t>public class Cylinder {</w:t>
+      </w:r>
+    </w:p>
+    <w:p>
+      <w:pPr>
+        <w:pStyle w:val="para18"/>
+      </w:pPr>
+      <w:r>
+        <w:t>  private int radius;</w:t>
+      </w:r>
+    </w:p>
+    <w:p>
+      <w:pPr>
+        <w:pStyle w:val="para18"/>
+      </w:pPr>
+      <w:r>
+        <w:t>  private int height;</w:t>
       </w:r>
     </w:p>
     <w:p>
@@ -713,131 +659,23 @@
         <w:pStyle w:val="para18"/>
       </w:pPr>
       <w:r>
-        <w:t>  </w:t>
-      </w:r>
-      <w:r>
-        <w:rPr>
-          <w:color w:val="1f3763"/>
-        </w:rPr>
-        <w:t>public</w:t>
-      </w:r>
-      <w:r>
-        <w:t xml:space="preserve"> </w:t>
-      </w:r>
-      <w:r>
-        <w:rPr>
-          <w:color w:val="605e5c"/>
-        </w:rPr>
-        <w:t>Cylinder</w:t>
-      </w:r>
-      <w:r>
-        <w:t>(</w:t>
-      </w:r>
-      <w:r>
-        <w:rPr>
-          <w:color w:val="404040"/>
-        </w:rPr>
-        <w:t>int</w:t>
-      </w:r>
-      <w:r>
-        <w:t xml:space="preserve"> </w:t>
-      </w:r>
-      <w:r>
-        <w:rPr>
-          <w:color w:val="0563c1"/>
-        </w:rPr>
-        <w:t>var1</w:t>
-      </w:r>
-      <w:r>
-        <w:t xml:space="preserve">, </w:t>
-      </w:r>
-      <w:r>
-        <w:rPr>
-          <w:color w:val="404040"/>
-        </w:rPr>
-        <w:t>int</w:t>
-      </w:r>
-      <w:r>
-        <w:t xml:space="preserve"> </w:t>
-      </w:r>
-      <w:r>
-        <w:rPr>
-          <w:color w:val="0563c1"/>
-        </w:rPr>
-        <w:t>var2</w:t>
-      </w:r>
-      <w:r>
-        <w:t>) {</w:t>
-      </w:r>
-    </w:p>
-    <w:p>
-      <w:pPr>
-        <w:pStyle w:val="para18"/>
-      </w:pPr>
-      <w:r>
-        <w:t>   </w:t>
-      </w:r>
-      <w:r>
-        <w:rPr>
-          <w:color w:val="1f3763"/>
-        </w:rPr>
-        <w:t>this</w:t>
-      </w:r>
-      <w:r>
-        <w:t>.</w:t>
-      </w:r>
-      <w:r>
-        <w:rPr>
-          <w:color w:val="0563c1"/>
-        </w:rPr>
-        <w:t>radius</w:t>
-      </w:r>
-      <w:r>
-        <w:t xml:space="preserve"> </w:t>
-      </w:r>
-      <w:r>
-        <w:rPr>
-          <w:color w:val="000000"/>
-        </w:rPr>
-        <w:t>=</w:t>
-      </w:r>
-      <w:r>
-        <w:t xml:space="preserve"> var1;</w:t>
-      </w:r>
-    </w:p>
-    <w:p>
-      <w:pPr>
-        <w:pStyle w:val="para18"/>
-      </w:pPr>
-      <w:r>
-        <w:t>   </w:t>
-      </w:r>
-      <w:r>
-        <w:rPr>
-          <w:color w:val="1f3763"/>
-        </w:rPr>
-        <w:t>this</w:t>
-      </w:r>
-      <w:r>
-        <w:t>.</w:t>
-      </w:r>
-      <w:r>
-        <w:rPr>
-          <w:color w:val="0563c1"/>
-        </w:rPr>
-        <w:t>height</w:t>
-      </w:r>
-      <w:r>
-        <w:t xml:space="preserve"> </w:t>
-      </w:r>
-      <w:r>
-        <w:rPr>
-          <w:color w:val="000000"/>
-        </w:rPr>
-        <w:t>=</w:t>
-      </w:r>
-      <w:r>
-        <w:t xml:space="preserve"> var2;</w:t>
+        <w:t>  public Cylinder(int var1, int var2) {</w:t>
+      </w:r>
+    </w:p>
+    <w:p>
+      <w:pPr>
+        <w:pStyle w:val="para18"/>
+      </w:pPr>
+      <w:r>
+        <w:t>   this.radius = var1;</w:t>
+      </w:r>
+    </w:p>
+    <w:p>
+      <w:pPr>
+        <w:pStyle w:val="para18"/>
+      </w:pPr>
+      <w:r>
+        <w:t>   this.height = var2;</w:t>
       </w:r>
     </w:p>
     <w:p>
@@ -861,283 +699,31 @@
         <w:pStyle w:val="para18"/>
       </w:pPr>
       <w:r>
-        <w:t>  </w:t>
-      </w:r>
-      <w:r>
-        <w:rPr>
-          <w:color w:val="1f3763"/>
-        </w:rPr>
-        <w:t>public</w:t>
-      </w:r>
-      <w:r>
-        <w:t xml:space="preserve"> </w:t>
-      </w:r>
-      <w:r>
-        <w:rPr>
-          <w:color w:val="404040"/>
-        </w:rPr>
-        <w:t>double</w:t>
-      </w:r>
-      <w:r>
-        <w:t xml:space="preserve"> </w:t>
-      </w:r>
-      <w:r>
-        <w:rPr>
-          <w:color w:val="605e5c"/>
-        </w:rPr>
-        <w:t>area</w:t>
-      </w:r>
-      <w:r>
-        <w:t>() {</w:t>
-      </w:r>
-    </w:p>
-    <w:p>
-      <w:pPr>
-        <w:pStyle w:val="para18"/>
-      </w:pPr>
-      <w:r>
-        <w:t>   </w:t>
-      </w:r>
-      <w:r>
-        <w:rPr>
-          <w:color w:val="404040"/>
-        </w:rPr>
-        <w:t>double</w:t>
-      </w:r>
-      <w:r>
-        <w:t xml:space="preserve"> </w:t>
-      </w:r>
-      <w:r>
-        <w:rPr>
-          <w:color w:val="0563c1"/>
-        </w:rPr>
-        <w:t>var1</w:t>
-      </w:r>
-      <w:r>
-        <w:t xml:space="preserve"> </w:t>
-      </w:r>
-      <w:r>
-        <w:rPr>
-          <w:color w:val="000000"/>
-        </w:rPr>
-        <w:t>=</w:t>
-      </w:r>
-      <w:r>
-        <w:t xml:space="preserve"> </w:t>
-      </w:r>
-      <w:r>
-        <w:rPr>
-          <w:color w:val="e1dfdd"/>
-        </w:rPr>
-        <w:t>6.283185307179586D</w:t>
-      </w:r>
-      <w:r>
-        <w:t xml:space="preserve"> </w:t>
-      </w:r>
-      <w:r>
-        <w:rPr>
-          <w:color w:val="000000"/>
-        </w:rPr>
-        <w:t>*</w:t>
-      </w:r>
-      <w:r>
-        <w:t xml:space="preserve"> </w:t>
-      </w:r>
-      <w:r>
-        <w:rPr>
-          <w:color w:val="0563c1"/>
-        </w:rPr>
-        <w:t>Math</w:t>
-      </w:r>
-      <w:r>
-        <w:t>.</w:t>
-      </w:r>
-      <w:r>
-        <w:rPr>
-          <w:color w:val="605e5c"/>
-        </w:rPr>
-        <w:t>pow</w:t>
-      </w:r>
-      <w:r>
-        <w:t>((</w:t>
-      </w:r>
-      <w:r>
-        <w:rPr>
-          <w:color w:val="404040"/>
-        </w:rPr>
-        <w:t>double</w:t>
-      </w:r>
-      <w:r>
-        <w:t>)</w:t>
-      </w:r>
-      <w:r>
-        <w:rPr>
-          <w:color w:val="1f3763"/>
-        </w:rPr>
-        <w:t>this</w:t>
-      </w:r>
-      <w:r>
-        <w:t>.</w:t>
-      </w:r>
-      <w:r>
-        <w:rPr>
-          <w:color w:val="0563c1"/>
-        </w:rPr>
-        <w:t>radius</w:t>
-      </w:r>
-      <w:r>
-        <w:t xml:space="preserve">, </w:t>
-      </w:r>
-      <w:r>
-        <w:rPr>
-          <w:color w:val="e1dfdd"/>
-        </w:rPr>
-        <w:t>2.0D</w:t>
-      </w:r>
-      <w:r>
-        <w:t>);</w:t>
-      </w:r>
-    </w:p>
-    <w:p>
-      <w:pPr>
-        <w:pStyle w:val="para18"/>
-      </w:pPr>
-      <w:r>
-        <w:t>   </w:t>
-      </w:r>
-      <w:r>
-        <w:rPr>
-          <w:color w:val="404040"/>
-        </w:rPr>
-        <w:t>double</w:t>
-      </w:r>
-      <w:r>
-        <w:t xml:space="preserve"> </w:t>
-      </w:r>
-      <w:r>
-        <w:rPr>
-          <w:color w:val="0563c1"/>
-        </w:rPr>
-        <w:t>var3</w:t>
-      </w:r>
-      <w:r>
-        <w:t xml:space="preserve"> </w:t>
-      </w:r>
-      <w:r>
-        <w:rPr>
-          <w:color w:val="000000"/>
-        </w:rPr>
-        <w:t>=</w:t>
-      </w:r>
-      <w:r>
-        <w:t xml:space="preserve"> </w:t>
-      </w:r>
-      <w:r>
-        <w:rPr>
-          <w:color w:val="e1dfdd"/>
-        </w:rPr>
-        <w:t>6.283185307179586D</w:t>
-      </w:r>
-      <w:r>
-        <w:t xml:space="preserve"> </w:t>
-      </w:r>
-      <w:r>
-        <w:rPr>
-          <w:color w:val="000000"/>
-        </w:rPr>
-        <w:t>*</w:t>
-      </w:r>
-      <w:r>
-        <w:t xml:space="preserve"> (</w:t>
-      </w:r>
-      <w:r>
-        <w:rPr>
-          <w:color w:val="404040"/>
-        </w:rPr>
-        <w:t>double</w:t>
-      </w:r>
-      <w:r>
-        <w:t>)</w:t>
-      </w:r>
-      <w:r>
-        <w:rPr>
-          <w:color w:val="1f3763"/>
-        </w:rPr>
-        <w:t>this</w:t>
-      </w:r>
-      <w:r>
-        <w:t>.</w:t>
-      </w:r>
-      <w:r>
-        <w:rPr>
-          <w:color w:val="0563c1"/>
-        </w:rPr>
-        <w:t>radius</w:t>
-      </w:r>
-      <w:r>
-        <w:t xml:space="preserve"> </w:t>
-      </w:r>
-      <w:r>
-        <w:rPr>
-          <w:color w:val="000000"/>
-        </w:rPr>
-        <w:t>*</w:t>
-      </w:r>
-      <w:r>
-        <w:t xml:space="preserve"> (</w:t>
-      </w:r>
-      <w:r>
-        <w:rPr>
-          <w:color w:val="404040"/>
-        </w:rPr>
-        <w:t>double</w:t>
-      </w:r>
-      <w:r>
-        <w:t>)</w:t>
-      </w:r>
-      <w:r>
-        <w:rPr>
-          <w:color w:val="1f3763"/>
-        </w:rPr>
-        <w:t>this</w:t>
-      </w:r>
-      <w:r>
-        <w:t>.</w:t>
-      </w:r>
-      <w:r>
-        <w:rPr>
-          <w:color w:val="0563c1"/>
-        </w:rPr>
-        <w:t>height</w:t>
-      </w:r>
-      <w:r>
-        <w:t>;</w:t>
-      </w:r>
-    </w:p>
-    <w:p>
-      <w:pPr>
-        <w:pStyle w:val="para18"/>
-      </w:pPr>
-      <w:r>
-        <w:t>   </w:t>
-      </w:r>
-      <w:r>
-        <w:rPr>
-          <w:color w:val="b5200d"/>
-        </w:rPr>
-        <w:t>return</w:t>
-      </w:r>
-      <w:r>
-        <w:t xml:space="preserve"> var1 </w:t>
-      </w:r>
-      <w:r>
-        <w:rPr>
-          <w:color w:val="000000"/>
-        </w:rPr>
-        <w:t>+</w:t>
-      </w:r>
-      <w:r>
-        <w:t xml:space="preserve"> var3;</w:t>
+        <w:t>  public double area() {</w:t>
+      </w:r>
+    </w:p>
+    <w:p>
+      <w:pPr>
+        <w:pStyle w:val="para18"/>
+      </w:pPr>
+      <w:r>
+        <w:t>   double var1 = 6.283185307179586D * Math.pow((double)this.radius, 2.0D);</w:t>
+      </w:r>
+    </w:p>
+    <w:p>
+      <w:pPr>
+        <w:pStyle w:val="para18"/>
+      </w:pPr>
+      <w:r>
+        <w:t>   double var3 = 6.283185307179586D * (double)this.radius * (double)this.height;</w:t>
+      </w:r>
+    </w:p>
+    <w:p>
+      <w:pPr>
+        <w:pStyle w:val="para18"/>
+      </w:pPr>
+      <w:r>
+        <w:t>   return var1 + var3;</w:t>
       </w:r>
     </w:p>
     <w:p>
@@ -1161,159 +747,15 @@
         <w:pStyle w:val="para18"/>
       </w:pPr>
       <w:r>
-        <w:t>  </w:t>
-      </w:r>
-      <w:r>
-        <w:rPr>
-          <w:color w:val="1f3763"/>
-        </w:rPr>
-        <w:t>public</w:t>
-      </w:r>
-      <w:r>
-        <w:t xml:space="preserve"> </w:t>
-      </w:r>
-      <w:r>
-        <w:rPr>
-          <w:color w:val="404040"/>
-        </w:rPr>
-        <w:t>double</w:t>
-      </w:r>
-      <w:r>
-        <w:t xml:space="preserve"> </w:t>
-      </w:r>
-      <w:r>
-        <w:rPr>
-          <w:color w:val="605e5c"/>
-        </w:rPr>
-        <w:t>volume</w:t>
-      </w:r>
-      <w:r>
-        <w:t>() {</w:t>
-      </w:r>
-    </w:p>
-    <w:p>
-      <w:pPr>
-        <w:pStyle w:val="para18"/>
-      </w:pPr>
-      <w:r>
-        <w:t>   </w:t>
-      </w:r>
-      <w:r>
-        <w:rPr>
-          <w:color w:val="b5200d"/>
-        </w:rPr>
-        <w:t>return</w:t>
-      </w:r>
-      <w:r>
-        <w:t xml:space="preserve"> </w:t>
-      </w:r>
-      <w:r>
-        <w:rPr>
-          <w:color w:val="e1dfdd"/>
-        </w:rPr>
-        <w:t>3.141592653589793D</w:t>
-      </w:r>
-      <w:r>
-        <w:t xml:space="preserve"> </w:t>
-      </w:r>
-      <w:r>
-        <w:rPr>
-          <w:color w:val="000000"/>
-        </w:rPr>
-        <w:t>*</w:t>
-      </w:r>
-      <w:r>
-        <w:t xml:space="preserve"> </w:t>
-      </w:r>
-      <w:r>
-        <w:rPr>
-          <w:color w:val="0563c1"/>
-        </w:rPr>
-        <w:t>Math</w:t>
-      </w:r>
-      <w:r>
-        <w:t>.</w:t>
-      </w:r>
-      <w:r>
-        <w:rPr>
-          <w:color w:val="605e5c"/>
-        </w:rPr>
-        <w:t>pow</w:t>
-      </w:r>
-      <w:r>
-        <w:t>((</w:t>
-      </w:r>
-      <w:r>
-        <w:rPr>
-          <w:color w:val="404040"/>
-        </w:rPr>
-        <w:t>double</w:t>
-      </w:r>
-      <w:r>
-        <w:t>)</w:t>
-      </w:r>
-      <w:r>
-        <w:rPr>
-          <w:color w:val="1f3763"/>
-        </w:rPr>
-        <w:t>this</w:t>
-      </w:r>
-      <w:r>
-        <w:t>.</w:t>
-      </w:r>
-      <w:r>
-        <w:rPr>
-          <w:color w:val="0563c1"/>
-        </w:rPr>
-        <w:t>radius</w:t>
-      </w:r>
-      <w:r>
-        <w:t xml:space="preserve">, </w:t>
-      </w:r>
-      <w:r>
-        <w:rPr>
-          <w:color w:val="e1dfdd"/>
-        </w:rPr>
-        <w:t>2.0D</w:t>
-      </w:r>
-      <w:r>
-        <w:t xml:space="preserve">) </w:t>
-      </w:r>
-      <w:r>
-        <w:rPr>
-          <w:color w:val="000000"/>
-        </w:rPr>
-        <w:t>*</w:t>
-      </w:r>
-      <w:r>
-        <w:t xml:space="preserve"> (</w:t>
-      </w:r>
-      <w:r>
-        <w:rPr>
-          <w:color w:val="404040"/>
-        </w:rPr>
-        <w:t>double</w:t>
-      </w:r>
-      <w:r>
-        <w:t>)</w:t>
-      </w:r>
-      <w:r>
-        <w:rPr>
-          <w:color w:val="1f3763"/>
-        </w:rPr>
-        <w:t>this</w:t>
-      </w:r>
-      <w:r>
-        <w:t>.</w:t>
-      </w:r>
-      <w:r>
-        <w:rPr>
-          <w:color w:val="0563c1"/>
-        </w:rPr>
-        <w:t>height</w:t>
-      </w:r>
-      <w:r>
-        <w:t>;</w:t>
+        <w:t>  public double volume() {</w:t>
+      </w:r>
+    </w:p>
+    <w:p>
+      <w:pPr>
+        <w:pStyle w:val="para18"/>
+      </w:pPr>
+      <w:r>
+        <w:t>   return 3.141592653589793D * Math.pow((double)this.radius, 2.0D) * (double)this.height;</w:t>
       </w:r>
     </w:p>
     <w:p>
@@ -1345,7 +787,6 @@
         <w:shd w:val="none"/>
         <w:rPr>
           <w:rFonts w:ascii="Consolas" w:hAnsi="Consolas"/>
-          <w:color w:val="2f5496"/>
           <w:sz w:val="21"/>
           <w:shd w:val="clear" w:fill="ffffff"/>
         </w:rPr>
@@ -1353,7 +794,6 @@
       <w:r>
         <w:rPr>
           <w:rFonts w:ascii="Consolas" w:hAnsi="Consolas"/>
-          <w:color w:val="2f5496"/>
           <w:sz w:val="21"/>
           <w:shd w:val="clear" w:fill="ffffff"/>
         </w:rPr>
@@ -1378,234 +818,39 @@
         <w:pStyle w:val="para18"/>
       </w:pPr>
       <w:r>
-        <w:rPr>
-          <w:color w:val="1f3763"/>
-        </w:rPr>
-        <w:t>public</w:t>
-      </w:r>
-      <w:r>
-        <w:t xml:space="preserve"> </w:t>
-      </w:r>
-      <w:r>
-        <w:rPr>
-          <w:color w:val="1f3763"/>
-        </w:rPr>
-        <w:t>class</w:t>
-      </w:r>
-      <w:r>
-        <w:t xml:space="preserve"> </w:t>
-      </w:r>
-      <w:r>
-        <w:rPr>
-          <w:color w:val="404040"/>
-        </w:rPr>
-        <w:t>a</w:t>
-      </w:r>
-      <w:r>
-        <w:t xml:space="preserve"> {</w:t>
-      </w:r>
-    </w:p>
-    <w:p>
-      <w:pPr>
-        <w:pStyle w:val="para18"/>
-      </w:pPr>
-      <w:r>
-        <w:t> </w:t>
-      </w:r>
-      <w:r>
-        <w:rPr>
-          <w:color w:val="1f3763"/>
-        </w:rPr>
-        <w:t>public</w:t>
-      </w:r>
-      <w:r>
-        <w:t xml:space="preserve"> </w:t>
-      </w:r>
-      <w:r>
-        <w:rPr>
-          <w:color w:val="1f3763"/>
-        </w:rPr>
-        <w:t>static</w:t>
-      </w:r>
-      <w:r>
-        <w:t xml:space="preserve"> </w:t>
-      </w:r>
-      <w:r>
-        <w:rPr>
-          <w:color w:val="404040"/>
-        </w:rPr>
-        <w:t>void</w:t>
-      </w:r>
-      <w:r>
-        <w:t xml:space="preserve"> </w:t>
-      </w:r>
-      <w:r>
-        <w:rPr>
-          <w:color w:val="0563c1"/>
-        </w:rPr>
-        <w:t>main</w:t>
-      </w:r>
-      <w:r>
-        <w:t>(</w:t>
-      </w:r>
-      <w:r>
-        <w:rPr>
-          <w:color w:val="404040"/>
-        </w:rPr>
-        <w:t>String</w:t>
-      </w:r>
-      <w:r>
-        <w:t xml:space="preserve">[] </w:t>
-      </w:r>
-      <w:r>
-        <w:rPr>
-          <w:color w:val="605e5c"/>
-        </w:rPr>
-        <w:t>args</w:t>
-      </w:r>
-      <w:r>
-        <w:t>) {</w:t>
-      </w:r>
-    </w:p>
-    <w:p>
-      <w:pPr>
-        <w:pStyle w:val="para18"/>
-      </w:pPr>
-      <w:r>
-        <w:t>  </w:t>
-      </w:r>
-      <w:r>
-        <w:rPr>
-          <w:color w:val="404040"/>
-        </w:rPr>
-        <w:t>int</w:t>
-      </w:r>
-      <w:r>
-        <w:t xml:space="preserve"> </w:t>
-      </w:r>
-      <w:r>
-        <w:rPr>
-          <w:color w:val="605e5c"/>
-        </w:rPr>
-        <w:t>radius</w:t>
-      </w:r>
-      <w:r>
-        <w:t xml:space="preserve"> </w:t>
-      </w:r>
-      <w:r>
-        <w:rPr>
-          <w:color w:val="000000"/>
-        </w:rPr>
-        <w:t>=</w:t>
-      </w:r>
-      <w:r>
-        <w:t xml:space="preserve"> </w:t>
-      </w:r>
-      <w:r>
-        <w:rPr>
-          <w:color w:val="e1dfdd"/>
-        </w:rPr>
-        <w:t>3</w:t>
-      </w:r>
-      <w:r>
-        <w:t>;</w:t>
-      </w:r>
-    </w:p>
-    <w:p>
-      <w:pPr>
-        <w:pStyle w:val="para18"/>
-      </w:pPr>
-      <w:r>
-        <w:t>  </w:t>
-      </w:r>
-      <w:r>
-        <w:rPr>
-          <w:color w:val="404040"/>
-        </w:rPr>
-        <w:t>int</w:t>
-      </w:r>
-      <w:r>
-        <w:t xml:space="preserve"> </w:t>
-      </w:r>
-      <w:r>
-        <w:rPr>
-          <w:color w:val="605e5c"/>
-        </w:rPr>
-        <w:t>height</w:t>
-      </w:r>
-      <w:r>
-        <w:t xml:space="preserve"> </w:t>
-      </w:r>
-      <w:r>
-        <w:rPr>
-          <w:color w:val="000000"/>
-        </w:rPr>
-        <w:t>=</w:t>
-      </w:r>
-      <w:r>
-        <w:t xml:space="preserve"> </w:t>
-      </w:r>
-      <w:r>
-        <w:rPr>
-          <w:color w:val="e1dfdd"/>
-        </w:rPr>
-        <w:t>5</w:t>
-      </w:r>
-      <w:r>
-        <w:t>;</w:t>
-      </w:r>
-    </w:p>
-    <w:p>
-      <w:pPr>
-        <w:pStyle w:val="para18"/>
-      </w:pPr>
-      <w:r>
-        <w:t>  </w:t>
-      </w:r>
-      <w:r>
-        <w:rPr>
-          <w:color w:val="404040"/>
-        </w:rPr>
-        <w:t>Cylinder</w:t>
-      </w:r>
-      <w:r>
-        <w:t xml:space="preserve"> </w:t>
-      </w:r>
-      <w:r>
-        <w:rPr>
-          <w:color w:val="605e5c"/>
-        </w:rPr>
-        <w:t>cylinder</w:t>
-      </w:r>
-      <w:r>
-        <w:t xml:space="preserve"> </w:t>
-      </w:r>
-      <w:r>
-        <w:rPr>
-          <w:color w:val="000000"/>
-        </w:rPr>
-        <w:t>=</w:t>
-      </w:r>
-      <w:r>
-        <w:t xml:space="preserve"> </w:t>
-      </w:r>
-      <w:r>
-        <w:rPr>
-          <w:color w:val="b5200d"/>
-        </w:rPr>
-        <w:t>new</w:t>
-      </w:r>
-      <w:r>
-        <w:t xml:space="preserve"> </w:t>
-      </w:r>
-      <w:r>
-        <w:rPr>
-          <w:color w:val="0563c1"/>
-        </w:rPr>
-        <w:t>Cylinder</w:t>
-      </w:r>
-      <w:r>
-        <w:t>(radius, height);</w:t>
+        <w:t>public class a {</w:t>
+      </w:r>
+    </w:p>
+    <w:p>
+      <w:pPr>
+        <w:pStyle w:val="para18"/>
+      </w:pPr>
+      <w:r>
+        <w:t> public static void main(String[] args) {</w:t>
+      </w:r>
+    </w:p>
+    <w:p>
+      <w:pPr>
+        <w:pStyle w:val="para18"/>
+      </w:pPr>
+      <w:r>
+        <w:t>  int radius = 3;</w:t>
+      </w:r>
+    </w:p>
+    <w:p>
+      <w:pPr>
+        <w:pStyle w:val="para18"/>
+      </w:pPr>
+      <w:r>
+        <w:t>  int height = 5;</w:t>
+      </w:r>
+    </w:p>
+    <w:p>
+      <w:pPr>
+        <w:pStyle w:val="para18"/>
+      </w:pPr>
+      <w:r>
+        <w:t>  Cylinder cylinder = new Cylinder(radius, height);</w:t>
       </w:r>
     </w:p>
     <w:p>
@@ -1621,105 +866,15 @@
         <w:pStyle w:val="para18"/>
       </w:pPr>
       <w:r>
-        <w:t>  </w:t>
-      </w:r>
-      <w:r>
-        <w:rPr>
-          <w:color w:val="404040"/>
-        </w:rPr>
-        <w:t>double</w:t>
-      </w:r>
-      <w:r>
-        <w:t xml:space="preserve"> </w:t>
-      </w:r>
-      <w:r>
-        <w:rPr>
-          <w:color w:val="605e5c"/>
-        </w:rPr>
-        <w:t>area</w:t>
-      </w:r>
-      <w:r>
-        <w:t xml:space="preserve"> </w:t>
-      </w:r>
-      <w:r>
-        <w:rPr>
-          <w:color w:val="000000"/>
-        </w:rPr>
-        <w:t>=</w:t>
-      </w:r>
-      <w:r>
-        <w:t xml:space="preserve"> </w:t>
-      </w:r>
-      <w:r>
-        <w:rPr>
-          <w:color w:val="605e5c"/>
-        </w:rPr>
-        <w:t>cylinder</w:t>
-      </w:r>
-      <w:r>
-        <w:t>.</w:t>
-      </w:r>
-      <w:r>
-        <w:rPr>
-          <w:color w:val="0563c1"/>
-        </w:rPr>
-        <w:t>area</w:t>
-      </w:r>
-      <w:r>
-        <w:t>();</w:t>
-      </w:r>
-    </w:p>
-    <w:p>
-      <w:pPr>
-        <w:pStyle w:val="para18"/>
-      </w:pPr>
-      <w:r>
-        <w:t>  </w:t>
-      </w:r>
-      <w:r>
-        <w:rPr>
-          <w:color w:val="404040"/>
-        </w:rPr>
-        <w:t>double</w:t>
-      </w:r>
-      <w:r>
-        <w:t xml:space="preserve"> </w:t>
-      </w:r>
-      <w:r>
-        <w:rPr>
-          <w:color w:val="605e5c"/>
-        </w:rPr>
-        <w:t>volume</w:t>
-      </w:r>
-      <w:r>
-        <w:t xml:space="preserve"> </w:t>
-      </w:r>
-      <w:r>
-        <w:rPr>
-          <w:color w:val="000000"/>
-        </w:rPr>
-        <w:t>=</w:t>
-      </w:r>
-      <w:r>
-        <w:t xml:space="preserve"> </w:t>
-      </w:r>
-      <w:r>
-        <w:rPr>
-          <w:color w:val="605e5c"/>
-        </w:rPr>
-        <w:t>cylinder</w:t>
-      </w:r>
-      <w:r>
-        <w:t>.</w:t>
-      </w:r>
-      <w:r>
-        <w:rPr>
-          <w:color w:val="0563c1"/>
-        </w:rPr>
-        <w:t>volume</w:t>
-      </w:r>
-      <w:r>
-        <w:t>();</w:t>
+        <w:t>  double area = cylinder.area();</w:t>
+      </w:r>
+    </w:p>
+    <w:p>
+      <w:pPr>
+        <w:pStyle w:val="para18"/>
+      </w:pPr>
+      <w:r>
+        <w:t>  double volume = cylinder.volume();</w:t>
       </w:r>
     </w:p>
     <w:p>
@@ -1735,105 +890,15 @@
         <w:pStyle w:val="para18"/>
       </w:pPr>
       <w:r>
-        <w:t>  </w:t>
-      </w:r>
-      <w:r>
-        <w:rPr>
-          <w:color w:val="605e5c"/>
-        </w:rPr>
-        <w:t>System</w:t>
-      </w:r>
-      <w:r>
-        <w:t>.</w:t>
-      </w:r>
-      <w:r>
-        <w:rPr>
-          <w:color w:val="605e5c"/>
-        </w:rPr>
-        <w:t>out</w:t>
-      </w:r>
-      <w:r>
-        <w:t>.</w:t>
-      </w:r>
-      <w:r>
-        <w:rPr>
-          <w:color w:val="0563c1"/>
-        </w:rPr>
-        <w:t>println</w:t>
-      </w:r>
-      <w:r>
-        <w:t>(</w:t>
-      </w:r>
-      <w:r>
-        <w:rPr>
-          <w:color w:val="1f3763"/>
-        </w:rPr>
-        <w:t>"Area: "</w:t>
-      </w:r>
-      <w:r>
-        <w:t xml:space="preserve"> </w:t>
-      </w:r>
-      <w:r>
-        <w:rPr>
-          <w:color w:val="000000"/>
-        </w:rPr>
-        <w:t>+</w:t>
-      </w:r>
-      <w:r>
-        <w:t xml:space="preserve"> area);</w:t>
-      </w:r>
-    </w:p>
-    <w:p>
-      <w:pPr>
-        <w:pStyle w:val="para18"/>
-      </w:pPr>
-      <w:r>
-        <w:t>  </w:t>
-      </w:r>
-      <w:r>
-        <w:rPr>
-          <w:color w:val="605e5c"/>
-        </w:rPr>
-        <w:t>System</w:t>
-      </w:r>
-      <w:r>
-        <w:t>.</w:t>
-      </w:r>
-      <w:r>
-        <w:rPr>
-          <w:color w:val="605e5c"/>
-        </w:rPr>
-        <w:t>out</w:t>
-      </w:r>
-      <w:r>
-        <w:t>.</w:t>
-      </w:r>
-      <w:r>
-        <w:rPr>
-          <w:color w:val="0563c1"/>
-        </w:rPr>
-        <w:t>println</w:t>
-      </w:r>
-      <w:r>
-        <w:t>(</w:t>
-      </w:r>
-      <w:r>
-        <w:rPr>
-          <w:color w:val="1f3763"/>
-        </w:rPr>
-        <w:t>"Volume: "</w:t>
-      </w:r>
-      <w:r>
-        <w:t xml:space="preserve"> </w:t>
-      </w:r>
-      <w:r>
-        <w:rPr>
-          <w:color w:val="000000"/>
-        </w:rPr>
-        <w:t>+</w:t>
-      </w:r>
-      <w:r>
-        <w:t xml:space="preserve"> volume);</w:t>
+        <w:t>  System.out.println("Area: " + area);</w:t>
+      </w:r>
+    </w:p>
+    <w:p>
+      <w:pPr>
+        <w:pStyle w:val="para18"/>
+      </w:pPr>
+      <w:r>
+        <w:t>  System.out.println("Volume: " + volume);</w:t>
       </w:r>
     </w:p>
     <w:p>
@@ -1883,7 +948,7 @@
                       <a:picLocks noChangeAspect="1"/>
                       <a:extLst>
                         <a:ext uri="sm">
-                          <sm:smNativeData xmlns:sm="sm" val="SMDATA_16_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"/>
+                          <sm:smNativeData xmlns:sm="sm" val="SMDATA_16_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"/>
                         </a:ext>
                       </a:extLst>
                     </pic:cNvPicPr>
@@ -1932,16 +997,394 @@
     <w:p>
       <w:pPr>
         <w:pStyle w:val="para9"/>
-      </w:pPr>
-      <w:r>
+        <w:rPr>
+          <w:color w:val="auto"/>
+        </w:rPr>
+      </w:pPr>
+      <w:r>
+        <w:rPr>
+          <w:color w:val="auto"/>
+        </w:rPr>
         <w:t>Клас тетраедеру</w:t>
       </w:r>
     </w:p>
     <w:p>
       <w:pPr>
+        <w:pStyle w:val="para10"/>
+      </w:pPr>
+      <w:r/>
+    </w:p>
+    <w:p>
+      <w:pPr>
+        <w:pStyle w:val="para18"/>
+      </w:pPr>
+      <w:r>
+        <w:t>public class Tetrahedron {</w:t>
+      </w:r>
+    </w:p>
+    <w:p>
+      <w:pPr>
+        <w:pStyle w:val="para18"/>
+      </w:pPr>
+      <w:r>
+        <w:t> private int _edge;</w:t>
+      </w:r>
+    </w:p>
+    <w:p>
+      <w:pPr>
+        <w:pStyle w:val="para18"/>
+      </w:pPr>
+      <w:r>
+        <w:br w:type="textWrapping"/>
+      </w:r>
+    </w:p>
+    <w:p>
+      <w:pPr>
+        <w:pStyle w:val="para18"/>
+      </w:pPr>
+      <w:r>
+        <w:t> public Tetrahedron(int edge) {</w:t>
+      </w:r>
+    </w:p>
+    <w:p>
+      <w:pPr>
+        <w:pStyle w:val="para18"/>
+      </w:pPr>
+      <w:r>
+        <w:t>  this._edge = edge;</w:t>
+      </w:r>
+    </w:p>
+    <w:p>
+      <w:pPr>
+        <w:pStyle w:val="para18"/>
+      </w:pPr>
+      <w:r>
+        <w:t> }</w:t>
+      </w:r>
+    </w:p>
+    <w:p>
+      <w:pPr>
+        <w:pStyle w:val="para18"/>
+      </w:pPr>
+      <w:r>
+        <w:br w:type="textWrapping"/>
+      </w:r>
+    </w:p>
+    <w:p>
+      <w:pPr>
+        <w:pStyle w:val="para18"/>
+      </w:pPr>
+      <w:r>
+        <w:t> public double area() {</w:t>
+      </w:r>
+    </w:p>
+    <w:p>
+      <w:pPr>
+        <w:pStyle w:val="para18"/>
+      </w:pPr>
+      <w:r>
+        <w:t>  return Math.pow(_edge, 2) * Math.sqrt(3);</w:t>
+      </w:r>
+    </w:p>
+    <w:p>
+      <w:pPr>
+        <w:pStyle w:val="para18"/>
+      </w:pPr>
+      <w:r>
+        <w:t> }</w:t>
+      </w:r>
+    </w:p>
+    <w:p>
+      <w:pPr>
+        <w:pStyle w:val="para18"/>
+      </w:pPr>
+      <w:r>
+        <w:br w:type="textWrapping"/>
+      </w:r>
+    </w:p>
+    <w:p>
+      <w:pPr>
+        <w:pStyle w:val="para18"/>
+      </w:pPr>
+      <w:r>
+        <w:t> public double volume() {</w:t>
+      </w:r>
+    </w:p>
+    <w:p>
+      <w:pPr>
+        <w:pStyle w:val="para18"/>
+      </w:pPr>
+      <w:r>
+        <w:t>  double up = Math.pow(_edge, 3) * Math.sqrt(2);</w:t>
+      </w:r>
+    </w:p>
+    <w:p>
+      <w:pPr>
+        <w:pStyle w:val="para18"/>
+      </w:pPr>
+      <w:r>
+        <w:t>  return up / 12;</w:t>
+      </w:r>
+    </w:p>
+    <w:p>
+      <w:pPr>
+        <w:pStyle w:val="para18"/>
+      </w:pPr>
+      <w:r>
+        <w:t> }</w:t>
+      </w:r>
+    </w:p>
+    <w:p>
+      <w:pPr>
+        <w:pStyle w:val="para18"/>
+      </w:pPr>
+      <w:r>
+        <w:t>}</w:t>
+      </w:r>
+    </w:p>
+    <w:p>
+      <w:pPr>
+        <w:spacing w:line="380" w:lineRule="atLeast"/>
+        <w:pBdr>
+          <w:top w:val="nil" w:sz="0" w:space="0" w:color="000000" tmln="20, 20, 20, 0, 0"/>
+          <w:left w:val="nil" w:sz="0" w:space="0" w:color="000000" tmln="20, 20, 20, 0, 0"/>
+          <w:bottom w:val="nil" w:sz="0" w:space="0" w:color="000000" tmln="20, 20, 20, 0, 0"/>
+          <w:right w:val="nil" w:sz="0" w:space="0" w:color="000000" tmln="20, 20, 20, 0, 0"/>
+          <w:between w:val="nil" w:sz="0" w:space="0" w:color="000000" tmln="20, 20, 20, 0, 0"/>
+        </w:pBdr>
+        <w:shd w:val="none"/>
+        <w:rPr>
+          <w:rFonts w:ascii="Consolas" w:hAnsi="Consolas"/>
+          <w:sz w:val="21"/>
+          <w:shd w:val="clear" w:fill="ffffff"/>
+        </w:rPr>
+      </w:pPr>
+      <w:r>
+        <w:rPr>
+          <w:rFonts w:ascii="Consolas" w:hAnsi="Consolas"/>
+          <w:sz w:val="21"/>
+          <w:shd w:val="clear" w:fill="ffffff"/>
+        </w:rPr>
+        <w:br w:type="textWrapping"/>
+      </w:r>
+    </w:p>
+    <w:p>
+      <w:pPr>
+        <w:pStyle w:val="para10"/>
+      </w:pPr>
+      <w:r>
+        <w:t>Приклад використання:</w:t>
+      </w:r>
+    </w:p>
+    <w:p>
+      <w:pPr>
+        <w:pStyle w:val="para10"/>
+      </w:pPr>
+      <w:r/>
+    </w:p>
+    <w:p>
+      <w:pPr>
+        <w:pStyle w:val="para18"/>
+      </w:pPr>
+      <w:r>
+        <w:t>public class a {</w:t>
+      </w:r>
+    </w:p>
+    <w:p>
+      <w:pPr>
+        <w:pStyle w:val="para18"/>
+      </w:pPr>
+      <w:r>
+        <w:t> public static void main(String[] args) {</w:t>
+      </w:r>
+    </w:p>
+    <w:p>
+      <w:pPr>
+        <w:pStyle w:val="para18"/>
+      </w:pPr>
+      <w:r>
+        <w:t>  int edge = 3;</w:t>
+      </w:r>
+    </w:p>
+    <w:p>
+      <w:pPr>
+        <w:pStyle w:val="para18"/>
+      </w:pPr>
+      <w:r>
+        <w:t>  Tetrahedron tetrahedron = new Tetrahedron(edge);</w:t>
+      </w:r>
+    </w:p>
+    <w:p>
+      <w:pPr>
+        <w:pStyle w:val="para18"/>
+      </w:pPr>
+      <w:r>
+        <w:br w:type="textWrapping"/>
+      </w:r>
+    </w:p>
+    <w:p>
+      <w:pPr>
+        <w:pStyle w:val="para18"/>
+      </w:pPr>
+      <w:r>
+        <w:t>  double area = tetrahedron.area();</w:t>
+      </w:r>
+    </w:p>
+    <w:p>
+      <w:pPr>
+        <w:pStyle w:val="para18"/>
+      </w:pPr>
+      <w:r>
+        <w:t>  double volume = tetrahedron.volume();</w:t>
+      </w:r>
+    </w:p>
+    <w:p>
+      <w:pPr>
+        <w:pStyle w:val="para18"/>
+      </w:pPr>
+      <w:r>
+        <w:br w:type="textWrapping"/>
+      </w:r>
+    </w:p>
+    <w:p>
+      <w:pPr>
+        <w:pStyle w:val="para18"/>
+      </w:pPr>
+      <w:r>
+        <w:t>  System.out.println("Area: " + area);</w:t>
+      </w:r>
+    </w:p>
+    <w:p>
+      <w:pPr>
+        <w:pStyle w:val="para18"/>
+      </w:pPr>
+      <w:r>
+        <w:t>  System.out.println("Volume: " + volume);</w:t>
+      </w:r>
+    </w:p>
+    <w:p>
+      <w:pPr>
+        <w:pStyle w:val="para18"/>
+      </w:pPr>
+      <w:r>
+        <w:t> }</w:t>
+      </w:r>
+    </w:p>
+    <w:p>
+      <w:pPr>
+        <w:pStyle w:val="para18"/>
+      </w:pPr>
+      <w:r>
+        <w:t>}</w:t>
+      </w:r>
+    </w:p>
+    <w:p>
+      <w:pPr>
+        <w:spacing w:line="380" w:lineRule="atLeast"/>
+        <w:pBdr>
+          <w:top w:val="nil" w:sz="0" w:space="0" w:color="000000" tmln="20, 20, 20, 0, 0"/>
+          <w:left w:val="nil" w:sz="0" w:space="0" w:color="000000" tmln="20, 20, 20, 0, 0"/>
+          <w:bottom w:val="nil" w:sz="0" w:space="0" w:color="000000" tmln="20, 20, 20, 0, 0"/>
+          <w:right w:val="nil" w:sz="0" w:space="0" w:color="000000" tmln="20, 20, 20, 0, 0"/>
+          <w:between w:val="nil" w:sz="0" w:space="0" w:color="000000" tmln="20, 20, 20, 0, 0"/>
+        </w:pBdr>
+        <w:shd w:val="none"/>
+        <w:rPr>
+          <w:rFonts w:ascii="Consolas" w:hAnsi="Consolas"/>
+          <w:sz w:val="21"/>
+          <w:shd w:val="clear" w:fill="ffffff"/>
+        </w:rPr>
+      </w:pPr>
+      <w:r>
+        <w:rPr>
+          <w:rFonts w:ascii="Consolas" w:hAnsi="Consolas"/>
+          <w:sz w:val="21"/>
+          <w:shd w:val="clear" w:fill="ffffff"/>
+        </w:rPr>
+      </w:r>
+    </w:p>
+    <w:p>
+      <w:pPr>
+        <w:pStyle w:val="para14"/>
+      </w:pPr>
+      <w:r>
+        <w:rPr>
+          <w:noProof/>
+        </w:rPr>
+        <w:drawing>
+          <wp:inline distT="89535" distB="89535" distL="89535" distR="89535">
+            <wp:extent cx="2019300" cy="292100"/>
+            <wp:effectExtent l="0" t="0" r="0" b="0"/>
+            <wp:docPr id="2" name="Зображення2"/>
+            <wp:cNvGraphicFramePr>
+              <a:graphicFrameLocks xmlns:a="http://schemas.openxmlformats.org/drawingml/2006/main" noChangeAspect="1"/>
+            </wp:cNvGraphicFramePr>
+            <a:graphic xmlns:a="http://schemas.openxmlformats.org/drawingml/2006/main">
+              <a:graphicData uri="http://schemas.openxmlformats.org/drawingml/2006/picture">
+                <pic:pic xmlns:pic="http://schemas.openxmlformats.org/drawingml/2006/picture">
+                  <pic:nvPicPr>
+                    <pic:cNvPr id="2" name="Зображення2"/>
+                    <pic:cNvPicPr>
+                      <a:picLocks noChangeAspect="1"/>
+                      <a:extLst>
+                        <a:ext uri="sm">
+                          <sm:smNativeData xmlns:sm="sm" val="SMDATA_16_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"/>
+                        </a:ext>
+                      </a:extLst>
+                    </pic:cNvPicPr>
+                  </pic:nvPicPr>
+                  <pic:blipFill>
+                    <a:blip r:embed="rId9"/>
+                    <a:stretch>
+                      <a:fillRect/>
+                    </a:stretch>
+                  </pic:blipFill>
+                  <pic:spPr>
+                    <a:xfrm>
+                      <a:off x="0" y="0"/>
+                      <a:ext cx="2019300" cy="292100"/>
+                    </a:xfrm>
+                    <a:prstGeom prst="rect">
+                      <a:avLst/>
+                    </a:prstGeom>
+                    <a:noFill/>
+                    <a:ln w="12700">
+                      <a:noFill/>
+                    </a:ln>
+                  </pic:spPr>
+                </pic:pic>
+              </a:graphicData>
+            </a:graphic>
+          </wp:inline>
+        </w:drawing>
+      </w:r>
+      <w:r/>
+    </w:p>
+    <w:p>
+      <w:pPr>
+        <w:pStyle w:val="para14"/>
+      </w:pPr>
+      <w:r>
+        <w:t>Рисунок 1.2 - Результати виконання</w:t>
+      </w:r>
+    </w:p>
+    <w:p>
+      <w:pPr>
+        <w:pStyle w:val="para14"/>
+      </w:pPr>
+      <w:r/>
+    </w:p>
+    <w:p>
+      <w:pPr>
         <w:pStyle w:val="para9"/>
-      </w:pPr>
-      <w:r>
+        <w:rPr>
+          <w:color w:val="auto"/>
+        </w:rPr>
+      </w:pPr>
+      <w:r>
+        <w:rPr>
+          <w:color w:val="auto"/>
+        </w:rPr>
         <w:t>Клас трапеції</w:t>
       </w:r>
     </w:p>
@@ -1953,17 +1396,596 @@
     </w:p>
     <w:p>
       <w:pPr>
-        <w:pStyle w:val="para10"/>
-      </w:pPr>
-      <w:r>
-        <w:t>Приклад вик</w:t>
-      </w:r>
+        <w:pStyle w:val="para18"/>
+      </w:pPr>
+      <w:r>
+        <w:t>public class Trapezoid {</w:t>
+      </w:r>
+    </w:p>
+    <w:p>
+      <w:pPr>
+        <w:pStyle w:val="para18"/>
+      </w:pPr>
+      <w:r>
+        <w:t> public Coordinate a;</w:t>
+      </w:r>
+    </w:p>
+    <w:p>
+      <w:pPr>
+        <w:pStyle w:val="para18"/>
+      </w:pPr>
+      <w:r>
+        <w:t> public Coordinate b;</w:t>
+      </w:r>
+    </w:p>
+    <w:p>
+      <w:pPr>
+        <w:pStyle w:val="para18"/>
+      </w:pPr>
+      <w:r>
+        <w:t> public Coordinate c;</w:t>
+      </w:r>
+    </w:p>
+    <w:p>
+      <w:pPr>
+        <w:pStyle w:val="para18"/>
+      </w:pPr>
+      <w:r>
+        <w:t> public Coordinate d;</w:t>
+      </w:r>
+    </w:p>
+    <w:p>
+      <w:pPr>
+        <w:pStyle w:val="para18"/>
+      </w:pPr>
+      <w:r>
+        <w:t> public double height;</w:t>
+      </w:r>
+    </w:p>
+    <w:p>
+      <w:pPr>
+        <w:pStyle w:val="para18"/>
+      </w:pPr>
+      <w:r>
+        <w:br w:type="textWrapping"/>
+      </w:r>
+    </w:p>
+    <w:p>
+      <w:pPr>
+        <w:pStyle w:val="para18"/>
+      </w:pPr>
+      <w:r>
+        <w:t> private double _lowerBase;</w:t>
+      </w:r>
+    </w:p>
+    <w:p>
+      <w:pPr>
+        <w:pStyle w:val="para18"/>
+      </w:pPr>
+      <w:r>
+        <w:t> private double _upperBase;</w:t>
+      </w:r>
+    </w:p>
+    <w:p>
+      <w:pPr>
+        <w:pStyle w:val="para18"/>
+      </w:pPr>
+      <w:r>
+        <w:br w:type="textWrapping"/>
+      </w:r>
+    </w:p>
+    <w:p>
+      <w:pPr>
+        <w:pStyle w:val="para18"/>
+      </w:pPr>
+      <w:r>
+        <w:t> public Trapezoid(int height, Coordinate a, Coordinate b, Coordinate c, Coordinate d) {</w:t>
+      </w:r>
+    </w:p>
+    <w:p>
+      <w:pPr>
+        <w:pStyle w:val="para18"/>
+      </w:pPr>
+      <w:r>
+        <w:t>  this.a = a;</w:t>
+      </w:r>
+    </w:p>
+    <w:p>
+      <w:pPr>
+        <w:pStyle w:val="para18"/>
+      </w:pPr>
+      <w:r>
+        <w:t>  this.b = b;</w:t>
+      </w:r>
+    </w:p>
+    <w:p>
+      <w:pPr>
+        <w:pStyle w:val="para18"/>
+      </w:pPr>
+      <w:r>
+        <w:t>  this.c = c;</w:t>
+      </w:r>
+    </w:p>
+    <w:p>
+      <w:pPr>
+        <w:pStyle w:val="para18"/>
+      </w:pPr>
+      <w:r>
+        <w:t>  this.d = d;</w:t>
+      </w:r>
+    </w:p>
+    <w:p>
+      <w:pPr>
+        <w:pStyle w:val="para18"/>
+      </w:pPr>
+      <w:r>
+        <w:t>  this.height = height;</w:t>
+      </w:r>
+    </w:p>
+    <w:p>
+      <w:pPr>
+        <w:pStyle w:val="para18"/>
+      </w:pPr>
+      <w:r>
+        <w:br w:type="textWrapping"/>
+      </w:r>
+    </w:p>
+    <w:p>
+      <w:pPr>
+        <w:pStyle w:val="para18"/>
+      </w:pPr>
+      <w:r>
+        <w:t>  this._lowerBase = Math.abs(c.x - d.x);</w:t>
+      </w:r>
+    </w:p>
+    <w:p>
+      <w:pPr>
+        <w:pStyle w:val="para18"/>
+      </w:pPr>
+      <w:r>
+        <w:t>  this._upperBase = Math.abs(b.x - a.x);</w:t>
+      </w:r>
+    </w:p>
+    <w:p>
+      <w:pPr>
+        <w:pStyle w:val="para18"/>
+      </w:pPr>
+      <w:r>
+        <w:t> }</w:t>
+      </w:r>
+    </w:p>
+    <w:p>
+      <w:pPr>
+        <w:pStyle w:val="para18"/>
+      </w:pPr>
+      <w:r>
+        <w:br w:type="textWrapping"/>
+      </w:r>
+    </w:p>
+    <w:p>
+      <w:pPr>
+        <w:pStyle w:val="para18"/>
+      </w:pPr>
+      <w:r>
+        <w:t> public double getArea() {</w:t>
+      </w:r>
+    </w:p>
+    <w:p>
+      <w:pPr>
+        <w:pStyle w:val="para18"/>
+      </w:pPr>
+      <w:r>
+        <w:t>  return (_upperBase + _lowerBase) * height / 2;</w:t>
+      </w:r>
+    </w:p>
+    <w:p>
+      <w:pPr>
+        <w:pStyle w:val="para18"/>
+      </w:pPr>
+      <w:r>
+        <w:t> }</w:t>
+      </w:r>
+    </w:p>
+    <w:p>
+      <w:pPr>
+        <w:pStyle w:val="para18"/>
+      </w:pPr>
+      <w:r>
+        <w:br w:type="textWrapping"/>
+      </w:r>
+    </w:p>
+    <w:p>
+      <w:pPr>
+        <w:pStyle w:val="para18"/>
+      </w:pPr>
+      <w:r>
+        <w:t> public double getRadiusOfInscribedCircle(double sideLength, double cornerToCatenary) {</w:t>
+      </w:r>
+    </w:p>
+    <w:p>
+      <w:pPr>
+        <w:pStyle w:val="para18"/>
+      </w:pPr>
+      <w:r>
+        <w:t>  double squared = Math.pow(sideLength, 2) - Math.pow(cornerToCatenary, 2);</w:t>
+      </w:r>
+    </w:p>
+    <w:p>
+      <w:pPr>
+        <w:pStyle w:val="para18"/>
+      </w:pPr>
+      <w:r>
+        <w:t>  double regular = Math.sqrt(squared);</w:t>
+      </w:r>
+    </w:p>
+    <w:p>
+      <w:pPr>
+        <w:pStyle w:val="para18"/>
+      </w:pPr>
+      <w:r>
+        <w:t>  return regular / 2;</w:t>
+      </w:r>
+    </w:p>
+    <w:p>
+      <w:pPr>
+        <w:pStyle w:val="para18"/>
+      </w:pPr>
+      <w:r>
+        <w:t> }</w:t>
+      </w:r>
+    </w:p>
+    <w:p>
+      <w:pPr>
+        <w:pStyle w:val="para18"/>
+      </w:pPr>
+      <w:r>
+        <w:t>}</w:t>
+      </w:r>
+    </w:p>
+    <w:p>
+      <w:pPr>
+        <w:pStyle w:val="para18"/>
+      </w:pPr>
+      <w:r>
+        <w:br w:type="textWrapping"/>
+        <w:t>public class Coordinate {</w:t>
+      </w:r>
+    </w:p>
+    <w:p>
+      <w:pPr>
+        <w:pStyle w:val="para18"/>
+      </w:pPr>
+      <w:r>
+        <w:t> public int x;</w:t>
+      </w:r>
+    </w:p>
+    <w:p>
+      <w:pPr>
+        <w:pStyle w:val="para18"/>
+      </w:pPr>
+      <w:r>
+        <w:t> public int y;</w:t>
+      </w:r>
+    </w:p>
+    <w:p>
+      <w:pPr>
+        <w:pStyle w:val="para18"/>
+      </w:pPr>
+      <w:r>
+        <w:br w:type="textWrapping"/>
+      </w:r>
+    </w:p>
+    <w:p>
+      <w:pPr>
+        <w:pStyle w:val="para18"/>
+      </w:pPr>
+      <w:r>
+        <w:t> public Coordinate(int x, int y) {</w:t>
+      </w:r>
+    </w:p>
+    <w:p>
+      <w:pPr>
+        <w:pStyle w:val="para18"/>
+      </w:pPr>
+      <w:r>
+        <w:t>  this.x = x;</w:t>
+      </w:r>
+    </w:p>
+    <w:p>
+      <w:pPr>
+        <w:pStyle w:val="para18"/>
+      </w:pPr>
+      <w:r>
+        <w:t>  this.y = y;</w:t>
+      </w:r>
+    </w:p>
+    <w:p>
+      <w:pPr>
+        <w:pStyle w:val="para18"/>
+      </w:pPr>
+      <w:r>
+        <w:t> }</w:t>
+      </w:r>
+    </w:p>
+    <w:p>
+      <w:pPr>
+        <w:pStyle w:val="para18"/>
+      </w:pPr>
+      <w:r>
+        <w:t>}</w:t>
+      </w:r>
+    </w:p>
+    <w:p>
+      <w:pPr>
+        <w:pStyle w:val="para10"/>
+      </w:pPr>
+      <w:r/>
+    </w:p>
+    <w:p>
+      <w:pPr>
+        <w:pStyle w:val="para10"/>
+      </w:pPr>
+      <w:r>
+        <w:t>Приклад використання:</w:t>
+      </w:r>
+    </w:p>
+    <w:p>
+      <w:pPr>
+        <w:pStyle w:val="para10"/>
+      </w:pPr>
+      <w:r/>
+    </w:p>
+    <w:p>
+      <w:pPr>
+        <w:pStyle w:val="para18"/>
+      </w:pPr>
+      <w:r>
+        <w:t>public class a {</w:t>
+      </w:r>
+    </w:p>
+    <w:p>
+      <w:pPr>
+        <w:pStyle w:val="para18"/>
+      </w:pPr>
+      <w:r>
+        <w:t> public static void main(String[] args) {</w:t>
+      </w:r>
+    </w:p>
+    <w:p>
+      <w:pPr>
+        <w:pStyle w:val="para18"/>
+      </w:pPr>
+      <w:r>
+        <w:t>  int height = 5;</w:t>
+      </w:r>
+    </w:p>
+    <w:p>
+      <w:pPr>
+        <w:pStyle w:val="para18"/>
+      </w:pPr>
+      <w:r>
+        <w:t>  Coordinate a = new Coordinate(3, 0);</w:t>
+      </w:r>
+    </w:p>
+    <w:p>
+      <w:pPr>
+        <w:pStyle w:val="para18"/>
+      </w:pPr>
+      <w:r>
+        <w:t>  Coordinate b = new Coordinate(7, 0);</w:t>
+      </w:r>
+    </w:p>
+    <w:p>
+      <w:pPr>
+        <w:pStyle w:val="para18"/>
+      </w:pPr>
+      <w:r>
+        <w:t>  Coordinate d = new Coordinate(4, height);</w:t>
+      </w:r>
+    </w:p>
+    <w:p>
+      <w:pPr>
+        <w:pStyle w:val="para18"/>
+      </w:pPr>
+      <w:r>
+        <w:t>  Coordinate c = new Coordinate(10, height);</w:t>
+      </w:r>
+    </w:p>
+    <w:p>
+      <w:pPr>
+        <w:pStyle w:val="para18"/>
+      </w:pPr>
+      <w:r>
+        <w:t>  Trapezoid trapezoid = new Trapezoid(height, a, b, c, d);</w:t>
+      </w:r>
+    </w:p>
+    <w:p>
+      <w:pPr>
+        <w:pStyle w:val="para18"/>
+      </w:pPr>
+      <w:r>
+        <w:br w:type="textWrapping"/>
+      </w:r>
+    </w:p>
+    <w:p>
+      <w:pPr>
+        <w:pStyle w:val="para18"/>
+      </w:pPr>
+      <w:r>
+        <w:t>  double area = trapezoid.getArea();</w:t>
+      </w:r>
+    </w:p>
+    <w:p>
+      <w:pPr>
+        <w:pStyle w:val="para18"/>
+      </w:pPr>
+      <w:r>
+        <w:t>  double sideLength = 5;</w:t>
+      </w:r>
+    </w:p>
+    <w:p>
+      <w:pPr>
+        <w:pStyle w:val="para18"/>
+      </w:pPr>
+      <w:r>
+        <w:t>  double cornerToCatenary = 3;</w:t>
+      </w:r>
+    </w:p>
+    <w:p>
+      <w:pPr>
+        <w:pStyle w:val="para18"/>
+      </w:pPr>
+      <w:r>
+        <w:t>  double circleRadius = trapezoid.getRadiusOfInscribedCircle(sideLength, cornerToCatenary);</w:t>
+      </w:r>
+    </w:p>
+    <w:p>
+      <w:pPr>
+        <w:pStyle w:val="para18"/>
+      </w:pPr>
+      <w:r>
+        <w:br w:type="textWrapping"/>
+      </w:r>
+    </w:p>
+    <w:p>
+      <w:pPr>
+        <w:pStyle w:val="para18"/>
+      </w:pPr>
+      <w:r>
+        <w:t>  System.out.println("Area: " + area);</w:t>
+      </w:r>
+    </w:p>
+    <w:p>
+      <w:pPr>
+        <w:pStyle w:val="para18"/>
+      </w:pPr>
+      <w:r>
+        <w:t>  System.out.println("Circle radius: " + circleRadius);</w:t>
+      </w:r>
+    </w:p>
+    <w:p>
+      <w:pPr>
+        <w:pStyle w:val="para18"/>
+      </w:pPr>
+      <w:r>
+        <w:t> }</w:t>
+      </w:r>
+    </w:p>
+    <w:p>
+      <w:pPr>
+        <w:pStyle w:val="para18"/>
+      </w:pPr>
+      <w:r>
+        <w:t>}</w:t>
+      </w:r>
+    </w:p>
+    <w:p>
+      <w:pPr>
+        <w:spacing w:line="380" w:lineRule="atLeast"/>
+        <w:pBdr>
+          <w:top w:val="nil" w:sz="0" w:space="0" w:color="000000" tmln="20, 20, 20, 0, 0"/>
+          <w:left w:val="nil" w:sz="0" w:space="0" w:color="000000" tmln="20, 20, 20, 0, 0"/>
+          <w:bottom w:val="nil" w:sz="0" w:space="0" w:color="000000" tmln="20, 20, 20, 0, 0"/>
+          <w:right w:val="nil" w:sz="0" w:space="0" w:color="000000" tmln="20, 20, 20, 0, 0"/>
+          <w:between w:val="nil" w:sz="0" w:space="0" w:color="000000" tmln="20, 20, 20, 0, 0"/>
+        </w:pBdr>
+        <w:shd w:val="none"/>
+        <w:rPr>
+          <w:rFonts w:ascii="Consolas" w:hAnsi="Consolas"/>
+          <w:sz w:val="21"/>
+          <w:shd w:val="clear" w:fill="ffffff"/>
+        </w:rPr>
+      </w:pPr>
+      <w:r>
+        <w:rPr>
+          <w:rFonts w:ascii="Consolas" w:hAnsi="Consolas"/>
+          <w:sz w:val="21"/>
+          <w:shd w:val="clear" w:fill="ffffff"/>
+        </w:rPr>
+      </w:r>
+    </w:p>
+    <w:p>
+      <w:pPr>
+        <w:pStyle w:val="para14"/>
+      </w:pPr>
+      <w:r>
+        <w:rPr>
+          <w:noProof/>
+        </w:rPr>
+        <w:drawing>
+          <wp:inline distT="89535" distB="89535" distL="89535" distR="89535">
+            <wp:extent cx="1397000" cy="311150"/>
+            <wp:effectExtent l="0" t="0" r="0" b="0"/>
+            <wp:docPr id="3" name="Зображення3"/>
+            <wp:cNvGraphicFramePr>
+              <a:graphicFrameLocks xmlns:a="http://schemas.openxmlformats.org/drawingml/2006/main" noChangeAspect="1"/>
+            </wp:cNvGraphicFramePr>
+            <a:graphic xmlns:a="http://schemas.openxmlformats.org/drawingml/2006/main">
+              <a:graphicData uri="http://schemas.openxmlformats.org/drawingml/2006/picture">
+                <pic:pic xmlns:pic="http://schemas.openxmlformats.org/drawingml/2006/picture">
+                  <pic:nvPicPr>
+                    <pic:cNvPr id="3" name="Зображення3"/>
+                    <pic:cNvPicPr>
+                      <a:picLocks noChangeAspect="1"/>
+                      <a:extLst>
+                        <a:ext uri="sm">
+                          <sm:smNativeData xmlns:sm="sm" val="SMDATA_16_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"/>
+                        </a:ext>
+                      </a:extLst>
+                    </pic:cNvPicPr>
+                  </pic:nvPicPr>
+                  <pic:blipFill>
+                    <a:blip r:embed="rId10"/>
+                    <a:stretch>
+                      <a:fillRect/>
+                    </a:stretch>
+                  </pic:blipFill>
+                  <pic:spPr>
+                    <a:xfrm>
+                      <a:off x="0" y="0"/>
+                      <a:ext cx="1397000" cy="311150"/>
+                    </a:xfrm>
+                    <a:prstGeom prst="rect">
+                      <a:avLst/>
+                    </a:prstGeom>
+                    <a:noFill/>
+                    <a:ln w="12700">
+                      <a:noFill/>
+                    </a:ln>
+                  </pic:spPr>
+                </pic:pic>
+              </a:graphicData>
+            </a:graphic>
+          </wp:inline>
+        </w:drawing>
+      </w:r>
+      <w:r/>
+    </w:p>
+    <w:p>
+      <w:pPr>
+        <w:pStyle w:val="para14"/>
+      </w:pPr>
+      <w:r>
+        <w:t>Рисунок 1.3 - Результати виконання</w:t>
+      </w:r>
+    </w:p>
+    <w:p>
+      <w:pPr>
+        <w:pStyle w:val="para10"/>
+      </w:pPr>
+      <w:r/>
     </w:p>
     <w:p>
       <w:pPr>
         <w:pStyle w:val="para8"/>
-      </w:pPr>
-      <w:r>
+        <w:rPr>
+          <w:color w:val="auto"/>
+        </w:rPr>
+      </w:pPr>
+      <w:r>
+        <w:rPr>
+          <w:color w:val="auto"/>
+        </w:rPr>
         <w:t>Висновки</w:t>
       </w:r>
     </w:p>
@@ -1977,21 +1999,29 @@
       <w:pPr>
         <w:pStyle w:val="para10"/>
         <w:rPr>
+          <w:sz w:val="20"/>
+        </w:rPr>
+      </w:pPr>
+      <w:r>
+        <w:t xml:space="preserve">Після виконання роботи, </w:t>
+      </w:r>
+      <w:r>
+        <w:rPr>
           <w:lang w:val="en-us"/>
         </w:rPr>
-      </w:pPr>
-      <w:r>
-        <w:t xml:space="preserve">Після виконання роботи, </w:t>
-      </w:r>
-      <w:r>
-        <w:rPr>
-          <w:lang w:val="en-us"/>
-        </w:rPr>
         <w:t xml:space="preserve">було </w:t>
       </w:r>
       <w:r>
         <w:rPr>
-          <w:lang w:val="en-us"/>
+          <w:color w:val="000000"/>
+          <w:sz w:val="28"/>
+          <w:shd w:val="clear" w:fill="ffffff"/>
+        </w:rPr>
+        <w:t>вивчено основи об’єктно-орієнтованого підходу програмування в Java.</w:t>
+      </w:r>
+      <w:r>
+        <w:rPr>
+          <w:sz w:val="20"/>
         </w:rPr>
       </w:r>
     </w:p>
@@ -2004,16 +2034,28 @@
     <w:p>
       <w:pPr>
         <w:pStyle w:val="para8"/>
-      </w:pPr>
-      <w:r>
+        <w:rPr>
+          <w:color w:val="auto"/>
+        </w:rPr>
+      </w:pPr>
+      <w:r>
+        <w:rPr>
+          <w:color w:val="auto"/>
+        </w:rPr>
         <w:t xml:space="preserve">Питання </w:t>
       </w:r>
     </w:p>
     <w:p>
       <w:pPr>
         <w:pStyle w:val="para9"/>
-      </w:pPr>
-      <w:r>
+        <w:rPr>
+          <w:color w:val="auto"/>
+        </w:rPr>
+      </w:pPr>
+      <w:r>
+        <w:rPr>
+          <w:color w:val="auto"/>
+        </w:rPr>
         <w:t>Модифікатори класів, їх суть</w:t>
       </w:r>
     </w:p>
@@ -2077,7 +2119,6 @@
       </w:r>
       <w:r>
         <w:rPr>
-          <w:color w:val="0000ff"/>
           <w:u w:color="auto" w:val="single"/>
         </w:rPr>
         <w:t>Java Modifiers</w:t>
@@ -2109,8 +2150,14 @@
     <w:p>
       <w:pPr>
         <w:pStyle w:val="para9"/>
-      </w:pPr>
-      <w:r>
+        <w:rPr>
+          <w:color w:val="auto"/>
+        </w:rPr>
+      </w:pPr>
+      <w:r>
+        <w:rPr>
+          <w:color w:val="auto"/>
+        </w:rPr>
         <w:t>Модифікатори методів, їх суть</w:t>
       </w:r>
     </w:p>
@@ -2187,7 +2234,6 @@
       </w:r>
       <w:r>
         <w:rPr>
-          <w:color w:val="0000ff"/>
           <w:u w:color="auto" w:val="single"/>
         </w:rPr>
         <w:t>Java Modifiers</w:t>
@@ -2211,8 +2257,14 @@
     <w:p>
       <w:pPr>
         <w:pStyle w:val="para9"/>
-      </w:pPr>
-      <w:r>
+        <w:rPr>
+          <w:color w:val="auto"/>
+        </w:rPr>
+      </w:pPr>
+      <w:r>
+        <w:rPr>
+          <w:color w:val="auto"/>
+        </w:rPr>
         <w:t>Абстрактний клас: що та нащо</w:t>
       </w:r>
     </w:p>
@@ -2259,7 +2311,6 @@
       </w:r>
       <w:r>
         <w:rPr>
-          <w:color w:val="0000ff"/>
           <w:u w:color="auto" w:val="single"/>
         </w:rPr>
         <w:t>Java Abstraction</w:t>
@@ -2283,8 +2334,14 @@
     <w:p>
       <w:pPr>
         <w:pStyle w:val="para9"/>
-      </w:pPr>
-      <w:r>
+        <w:rPr>
+          <w:color w:val="auto"/>
+        </w:rPr>
+      </w:pPr>
+      <w:r>
+        <w:rPr>
+          <w:color w:val="auto"/>
+        </w:rPr>
         <w:t>Для чого клас Object в Java?</w:t>
       </w:r>
     </w:p>
@@ -2317,7 +2374,6 @@
       </w:r>
       <w:r>
         <w:rPr>
-          <w:color w:val="0000ff"/>
           <w:u w:color="auto" w:val="single"/>
         </w:rPr>
         <w:t>Object Class in Java | GeeksforGeeks</w:t>
@@ -2341,8 +2397,14 @@
     <w:p>
       <w:pPr>
         <w:pStyle w:val="para9"/>
-      </w:pPr>
-      <w:r>
+        <w:rPr>
+          <w:color w:val="auto"/>
+        </w:rPr>
+      </w:pPr>
+      <w:r>
+        <w:rPr>
+          <w:color w:val="auto"/>
+        </w:rPr>
         <w:t>Особливості конструктора класу в Java</w:t>
       </w:r>
     </w:p>
@@ -2381,7 +2443,7 @@
         <w:numStart w:val="1"/>
         <w:numRestart w:val="continuous"/>
       </w:endnotePr>
-      <w:headerReference w:type="default" r:id="rId9"/>
+      <w:headerReference w:type="default" r:id="rId11"/>
       <w:type w:val="nextPage"/>
       <w:pgSz w:h="16838" w:w="11906"/>
       <w:pgMar w:left="1440" w:top="1440" w:right="1440" w:bottom="1440" w:header="708" w:footer="0"/>
